--- a/uk-skilled-worker-visa-analysis-report.docx
+++ b/uk-skilled-worker-visa-analysis-report.docx
@@ -11,8 +11,8 @@
           <w:rFonts w:ascii="Arial" w:hAnsi="Arial" w:cs="Arial"/>
           <w:b/>
           <w:bCs/>
-          <w:sz w:val="24"/>
-          <w:szCs w:val="24"/>
+          <w:sz w:val="28"/>
+          <w:szCs w:val="28"/>
         </w:rPr>
       </w:pPr>
       <w:r>
@@ -20,8 +20,8 @@
           <w:rFonts w:ascii="Segoe UI Emoji" w:hAnsi="Segoe UI Emoji" w:cs="Segoe UI Emoji"/>
           <w:b/>
           <w:bCs/>
-          <w:sz w:val="24"/>
-          <w:szCs w:val="24"/>
+          <w:sz w:val="28"/>
+          <w:szCs w:val="28"/>
         </w:rPr>
         <w:t>📊</w:t>
       </w:r>
@@ -30,10 +30,20 @@
           <w:rFonts w:ascii="Arial" w:hAnsi="Arial" w:cs="Arial"/>
           <w:b/>
           <w:bCs/>
-          <w:sz w:val="24"/>
-          <w:szCs w:val="24"/>
-        </w:rPr>
-        <w:t xml:space="preserve"> Analysis: Barriers to Skilled Worker Visa Transition for International Graduates</w:t>
+          <w:sz w:val="28"/>
+          <w:szCs w:val="28"/>
+        </w:rPr>
+        <w:t xml:space="preserve"> </w:t>
+      </w:r>
+      <w:r>
+        <w:rPr>
+          <w:rFonts w:ascii="Arial" w:hAnsi="Arial" w:cs="Arial"/>
+          <w:b/>
+          <w:bCs/>
+          <w:sz w:val="28"/>
+          <w:szCs w:val="28"/>
+        </w:rPr>
+        <w:t>Analysis: Barriers to Skilled Worker Visa Transition for International Graduates</w:t>
       </w:r>
     </w:p>
     <w:p>
@@ -69,6 +79,8 @@
           <w:rFonts w:ascii="Arial" w:hAnsi="Arial" w:cs="Arial"/>
           <w:b/>
           <w:bCs/>
+          <w:sz w:val="24"/>
+          <w:szCs w:val="24"/>
           <w:u w:val="single"/>
         </w:rPr>
       </w:pPr>
@@ -77,6 +89,8 @@
           <w:rFonts w:ascii="Arial" w:hAnsi="Arial" w:cs="Arial"/>
           <w:b/>
           <w:bCs/>
+          <w:sz w:val="24"/>
+          <w:szCs w:val="24"/>
           <w:u w:val="single"/>
         </w:rPr>
         <w:t>Project Overview</w:t>
@@ -134,33 +148,69 @@
         <w:rPr>
           <w:rFonts w:ascii="Arial" w:hAnsi="Arial" w:cs="Arial"/>
         </w:rPr>
-        <w:t>This issue has become increasingly relevant following major immigration policy changes introduced in 2024, including higher salary thresholds and revised occupational eligibility criteria. These changes have raised concerns about whether current visa requirements align with the realities of graduate-level employment.</w:t>
-      </w:r>
-    </w:p>
-    <w:p>
-      <w:pPr>
-        <w:spacing w:line="276" w:lineRule="auto"/>
-        <w:ind w:left="0" w:firstLine="0"/>
-        <w:jc w:val="both"/>
-        <w:rPr>
-          <w:rFonts w:ascii="Arial" w:hAnsi="Arial" w:cs="Arial"/>
-        </w:rPr>
-      </w:pPr>
-    </w:p>
-    <w:p>
-      <w:pPr>
-        <w:spacing w:line="276" w:lineRule="auto"/>
-        <w:ind w:left="0" w:firstLine="0"/>
-        <w:jc w:val="both"/>
-        <w:rPr>
-          <w:rFonts w:ascii="Arial" w:hAnsi="Arial" w:cs="Arial"/>
-        </w:rPr>
-      </w:pPr>
-      <w:r>
-        <w:rPr>
-          <w:rFonts w:ascii="Arial" w:hAnsi="Arial" w:cs="Arial"/>
-        </w:rPr>
-        <w:t xml:space="preserve">This report examines the structural factors that limit the ability of international graduates to transition to Skilled Worker sponsorship. Specifically, it focuses on the interaction between salary thresholds, occupational eligibility, </w:t>
+        <w:t xml:space="preserve">This issue has become </w:t>
+      </w:r>
+      <w:r>
+        <w:rPr>
+          <w:rFonts w:ascii="Arial" w:hAnsi="Arial" w:cs="Arial"/>
+        </w:rPr>
+        <w:t>more prominent</w:t>
+      </w:r>
+      <w:r>
+        <w:rPr>
+          <w:rFonts w:ascii="Arial" w:hAnsi="Arial" w:cs="Arial"/>
+        </w:rPr>
+        <w:t xml:space="preserve"> following major immigration policy changes introduced in 2024, including higher salary thresholds and revised occupational eligibility criteria. These changes have raised concerns about whether current visa requirements align with the realities of graduate-level employment.</w:t>
+      </w:r>
+    </w:p>
+    <w:p>
+      <w:pPr>
+        <w:spacing w:line="276" w:lineRule="auto"/>
+        <w:ind w:left="0" w:firstLine="0"/>
+        <w:jc w:val="both"/>
+        <w:rPr>
+          <w:rFonts w:ascii="Arial" w:hAnsi="Arial" w:cs="Arial"/>
+        </w:rPr>
+      </w:pPr>
+    </w:p>
+    <w:p>
+      <w:pPr>
+        <w:spacing w:line="276" w:lineRule="auto"/>
+        <w:ind w:left="0" w:firstLine="0"/>
+        <w:jc w:val="both"/>
+        <w:rPr>
+          <w:rFonts w:ascii="Arial" w:hAnsi="Arial" w:cs="Arial"/>
+        </w:rPr>
+      </w:pPr>
+      <w:r>
+        <w:rPr>
+          <w:rFonts w:ascii="Arial" w:hAnsi="Arial" w:cs="Arial"/>
+        </w:rPr>
+        <w:t xml:space="preserve">This </w:t>
+      </w:r>
+      <w:r>
+        <w:rPr>
+          <w:rFonts w:ascii="Arial" w:hAnsi="Arial" w:cs="Arial"/>
+        </w:rPr>
+        <w:t>project</w:t>
+      </w:r>
+      <w:r>
+        <w:rPr>
+          <w:rFonts w:ascii="Arial" w:hAnsi="Arial" w:cs="Arial"/>
+        </w:rPr>
+        <w:t xml:space="preserve"> analyses</w:t>
+      </w:r>
+      <w:r>
+        <w:rPr>
+          <w:rFonts w:ascii="Arial" w:hAnsi="Arial" w:cs="Arial"/>
+        </w:rPr>
+        <w:t xml:space="preserve"> </w:t>
+      </w:r>
+      <w:r>
+        <w:rPr>
+          <w:rFonts w:ascii="Arial" w:hAnsi="Arial" w:cs="Arial"/>
+        </w:rPr>
+        <w:t xml:space="preserve">the structural factors that limit the ability of international graduates to transition to Skilled Worker sponsorship. Specifically, it focuses on the interaction between salary thresholds, occupational eligibility, </w:t>
       </w:r>
       <w:r>
         <w:rPr>
@@ -172,7 +222,19 @@
         <w:rPr>
           <w:rFonts w:ascii="Arial" w:hAnsi="Arial" w:cs="Arial"/>
         </w:rPr>
-        <w:t>sectoral employment patterns. The analysis is based on datasets covering the period between 2024 and 2025, allowing for an assessment of the impact of recent policy changes.</w:t>
+        <w:t xml:space="preserve">sectoral employment patterns. The analysis is based on datasets </w:t>
+      </w:r>
+      <w:r>
+        <w:rPr>
+          <w:rFonts w:ascii="Arial" w:hAnsi="Arial" w:cs="Arial"/>
+        </w:rPr>
+        <w:t>covering the period from 2024 to 2025</w:t>
+      </w:r>
+      <w:r>
+        <w:rPr>
+          <w:rFonts w:ascii="Arial" w:hAnsi="Arial" w:cs="Arial"/>
+        </w:rPr>
+        <w:t>, allowing for an assessment of the impact of recent policy changes.</w:t>
       </w:r>
     </w:p>
     <w:p>
@@ -208,6 +270,8 @@
           <w:rFonts w:ascii="Arial" w:hAnsi="Arial" w:cs="Arial"/>
           <w:b/>
           <w:bCs/>
+          <w:sz w:val="24"/>
+          <w:szCs w:val="24"/>
           <w:u w:val="single"/>
         </w:rPr>
       </w:pPr>
@@ -216,6 +280,8 @@
           <w:rFonts w:ascii="Arial" w:hAnsi="Arial" w:cs="Arial"/>
           <w:b/>
           <w:bCs/>
+          <w:sz w:val="24"/>
+          <w:szCs w:val="24"/>
           <w:u w:val="single"/>
         </w:rPr>
         <w:t>Objective</w:t>
@@ -291,7 +357,7 @@
         <w:pStyle w:val="ListParagraph"/>
         <w:numPr>
           <w:ilvl w:val="0"/>
-          <w:numId w:val="3"/>
+          <w:numId w:val="5"/>
         </w:numPr>
         <w:spacing w:line="276" w:lineRule="auto"/>
         <w:jc w:val="both"/>
@@ -311,7 +377,7 @@
         <w:pStyle w:val="ListParagraph"/>
         <w:numPr>
           <w:ilvl w:val="0"/>
-          <w:numId w:val="3"/>
+          <w:numId w:val="5"/>
         </w:numPr>
         <w:spacing w:line="276" w:lineRule="auto"/>
         <w:jc w:val="both"/>
@@ -331,7 +397,7 @@
         <w:pStyle w:val="ListParagraph"/>
         <w:numPr>
           <w:ilvl w:val="0"/>
-          <w:numId w:val="3"/>
+          <w:numId w:val="5"/>
         </w:numPr>
         <w:spacing w:line="276" w:lineRule="auto"/>
         <w:jc w:val="both"/>
@@ -351,7 +417,7 @@
         <w:pStyle w:val="ListParagraph"/>
         <w:numPr>
           <w:ilvl w:val="0"/>
-          <w:numId w:val="3"/>
+          <w:numId w:val="5"/>
         </w:numPr>
         <w:spacing w:line="276" w:lineRule="auto"/>
         <w:jc w:val="both"/>
@@ -436,6 +502,8 @@
           <w:rFonts w:ascii="Arial" w:hAnsi="Arial" w:cs="Arial"/>
           <w:b/>
           <w:bCs/>
+          <w:sz w:val="24"/>
+          <w:szCs w:val="24"/>
           <w:u w:val="single"/>
         </w:rPr>
       </w:pPr>
@@ -444,6 +512,8 @@
           <w:rFonts w:ascii="Arial" w:hAnsi="Arial" w:cs="Arial"/>
           <w:b/>
           <w:bCs/>
+          <w:sz w:val="24"/>
+          <w:szCs w:val="24"/>
           <w:u w:val="single"/>
         </w:rPr>
         <w:t>Data Sources &amp; Preparation</w:t>
@@ -475,6 +545,7 @@
         <w:rPr>
           <w:rFonts w:ascii="Arial" w:hAnsi="Arial" w:cs="Arial"/>
         </w:rPr>
+        <w:lastRenderedPageBreak/>
         <w:t xml:space="preserve">This analysis draws on secondary data from the </w:t>
       </w:r>
       <w:hyperlink r:id="rId5" w:history="1">
@@ -490,13 +561,7 @@
         <w:rPr>
           <w:rFonts w:ascii="Arial" w:hAnsi="Arial" w:cs="Arial"/>
         </w:rPr>
-        <w:t xml:space="preserve"> </w:t>
-      </w:r>
-      <w:r>
-        <w:rPr>
-          <w:rFonts w:ascii="Arial" w:hAnsi="Arial" w:cs="Arial"/>
-        </w:rPr>
-        <w:t xml:space="preserve">and the </w:t>
+        <w:t xml:space="preserve"> and the </w:t>
       </w:r>
       <w:hyperlink r:id="rId6" w:history="1">
         <w:r>
@@ -511,153 +576,594 @@
         <w:rPr>
           <w:rFonts w:ascii="Arial" w:hAnsi="Arial" w:cs="Arial"/>
         </w:rPr>
-        <w:t xml:space="preserve"> to examine the structural barriers affecting international graduates’ transition from the Graduate Route to the Skilled Worker visa. The datasets used include Graduate Labour </w:t>
-      </w:r>
-      <w:r>
-        <w:rPr>
-          <w:rFonts w:ascii="Arial" w:hAnsi="Arial" w:cs="Arial"/>
+        <w:t xml:space="preserve"> to examine the structural barriers affecting international graduates’ transition from the Graduate Route to the Skilled Worker visa. </w:t>
+      </w:r>
+      <w:r>
+        <w:rPr>
+          <w:rFonts w:ascii="Arial" w:hAnsi="Arial" w:cs="Arial"/>
+        </w:rPr>
+        <w:t>The primary datasets include:</w:t>
+      </w:r>
+    </w:p>
+    <w:p>
+      <w:pPr>
+        <w:numPr>
+          <w:ilvl w:val="0"/>
+          <w:numId w:val="6"/>
+        </w:numPr>
+        <w:spacing w:line="276" w:lineRule="auto"/>
+        <w:jc w:val="both"/>
+        <w:rPr>
+          <w:rFonts w:ascii="Arial" w:hAnsi="Arial" w:cs="Arial"/>
+          <w:b/>
+          <w:bCs/>
+        </w:rPr>
+      </w:pPr>
+      <w:r>
+        <w:rPr>
+          <w:rFonts w:ascii="Arial" w:hAnsi="Arial" w:cs="Arial"/>
+          <w:b/>
+          <w:bCs/>
+        </w:rPr>
+        <w:t xml:space="preserve">Graduate Labour Market Statistics (ONS, 2024): </w:t>
+      </w:r>
+      <w:r>
+        <w:rPr>
+          <w:rFonts w:ascii="Arial" w:hAnsi="Arial" w:cs="Arial"/>
+        </w:rPr>
+        <w:t>Utilized to establish median salary benchmarks for graduates aged 21–30. This data provides the baseline for comparing actual market earnings against immigration requirements.</w:t>
+      </w:r>
+    </w:p>
+    <w:p>
+      <w:pPr>
+        <w:numPr>
+          <w:ilvl w:val="0"/>
+          <w:numId w:val="6"/>
+        </w:numPr>
+        <w:spacing w:line="276" w:lineRule="auto"/>
+        <w:jc w:val="both"/>
+        <w:rPr>
+          <w:rFonts w:ascii="Arial" w:hAnsi="Arial" w:cs="Arial"/>
+          <w:b/>
+          <w:bCs/>
+        </w:rPr>
+      </w:pPr>
+      <w:r>
+        <w:rPr>
+          <w:rFonts w:ascii="Arial" w:hAnsi="Arial" w:cs="Arial"/>
+          <w:b/>
+          <w:bCs/>
+        </w:rPr>
+        <w:t xml:space="preserve">Immigration System Statistics (Home Office, 2025): </w:t>
+      </w:r>
+      <w:r>
+        <w:rPr>
+          <w:rFonts w:ascii="Arial" w:hAnsi="Arial" w:cs="Arial"/>
+        </w:rPr>
+        <w:t>Used to identify the volume of Skilled Worker visa grants, segmented by industrial sector and occupational group.</w:t>
+      </w:r>
+    </w:p>
+    <w:p>
+      <w:pPr>
+        <w:numPr>
+          <w:ilvl w:val="0"/>
+          <w:numId w:val="6"/>
+        </w:numPr>
+        <w:spacing w:line="276" w:lineRule="auto"/>
+        <w:jc w:val="both"/>
+        <w:rPr>
+          <w:rFonts w:ascii="Arial" w:hAnsi="Arial" w:cs="Arial"/>
+          <w:b/>
+          <w:bCs/>
+        </w:rPr>
+      </w:pPr>
+      <w:r>
+        <w:rPr>
+          <w:rFonts w:ascii="Arial" w:hAnsi="Arial" w:cs="Arial"/>
+          <w:b/>
+          <w:bCs/>
+        </w:rPr>
+        <w:t xml:space="preserve">Standard Occupational Classification (ONS, SOC 2020): </w:t>
+      </w:r>
+      <w:r>
+        <w:rPr>
+          <w:rFonts w:ascii="Arial" w:hAnsi="Arial" w:cs="Arial"/>
+        </w:rPr>
+        <w:t>The framework used to classify job roles and determine their corresponding skill levels under the Regulated Qualifications Framework (RQF).</w:t>
+      </w:r>
+    </w:p>
+    <w:p>
+      <w:pPr>
+        <w:numPr>
+          <w:ilvl w:val="0"/>
+          <w:numId w:val="6"/>
+        </w:numPr>
+        <w:spacing w:line="276" w:lineRule="auto"/>
+        <w:jc w:val="both"/>
+        <w:rPr>
+          <w:rFonts w:ascii="Arial" w:hAnsi="Arial" w:cs="Arial"/>
+        </w:rPr>
+      </w:pPr>
+      <w:r>
+        <w:rPr>
+          <w:rFonts w:ascii="Arial" w:hAnsi="Arial" w:cs="Arial"/>
+          <w:b/>
+          <w:bCs/>
+        </w:rPr>
+        <w:t xml:space="preserve">UKVI Policy Guidance (Home Office, May 2026): </w:t>
+      </w:r>
+      <w:r>
+        <w:rPr>
+          <w:rFonts w:ascii="Arial" w:hAnsi="Arial" w:cs="Arial"/>
+        </w:rPr>
+        <w:t>The official framework defining the current mandatory salary thresholds (£41,700 standard / £33,400 new entrant) and the Immigration Salary List (ISL), which replaced the Shortage Occupation List.</w:t>
+      </w:r>
+    </w:p>
+    <w:p>
+      <w:pPr>
+        <w:spacing w:line="276" w:lineRule="auto"/>
+        <w:ind w:left="0" w:firstLine="0"/>
+        <w:jc w:val="both"/>
+        <w:rPr>
+          <w:rFonts w:ascii="Arial" w:hAnsi="Arial" w:cs="Arial"/>
+        </w:rPr>
+      </w:pPr>
+    </w:p>
+    <w:p>
+      <w:pPr>
+        <w:pStyle w:val="ListParagraph"/>
+        <w:numPr>
+          <w:ilvl w:val="1"/>
+          <w:numId w:val="2"/>
+        </w:numPr>
+        <w:spacing w:line="276" w:lineRule="auto"/>
+        <w:jc w:val="both"/>
+        <w:rPr>
+          <w:rFonts w:ascii="Arial" w:hAnsi="Arial" w:cs="Arial"/>
+          <w:b/>
+          <w:bCs/>
+        </w:rPr>
+      </w:pPr>
+      <w:r>
+        <w:rPr>
+          <w:rFonts w:ascii="Arial" w:hAnsi="Arial" w:cs="Arial"/>
+          <w:b/>
+          <w:bCs/>
+        </w:rPr>
+        <w:t>Data Preprocessing</w:t>
+      </w:r>
+    </w:p>
+    <w:p>
+      <w:pPr>
+        <w:pStyle w:val="ListParagraph"/>
+        <w:spacing w:line="276" w:lineRule="auto"/>
+        <w:ind w:left="1080" w:firstLine="0"/>
+        <w:jc w:val="both"/>
+        <w:rPr>
+          <w:rFonts w:ascii="Arial" w:hAnsi="Arial" w:cs="Arial"/>
+          <w:b/>
+          <w:bCs/>
+        </w:rPr>
+      </w:pPr>
+    </w:p>
+    <w:p>
+      <w:pPr>
+        <w:spacing w:line="276" w:lineRule="auto"/>
+        <w:ind w:left="0" w:firstLine="0"/>
+        <w:jc w:val="both"/>
+        <w:rPr>
+          <w:rFonts w:ascii="Arial" w:hAnsi="Arial" w:cs="Arial"/>
+        </w:rPr>
+      </w:pPr>
+      <w:r>
+        <w:rPr>
+          <w:rFonts w:ascii="Arial" w:hAnsi="Arial" w:cs="Arial"/>
+        </w:rPr>
+        <w:t>As these datasets utilize different reporting structures, significant preprocessing was required to ensure compatibility. This involved:</w:t>
+      </w:r>
+    </w:p>
+    <w:p>
+      <w:pPr>
+        <w:spacing w:line="276" w:lineRule="auto"/>
+        <w:ind w:left="0" w:firstLine="0"/>
+        <w:jc w:val="both"/>
+        <w:rPr>
+          <w:rFonts w:ascii="Arial" w:hAnsi="Arial" w:cs="Arial"/>
+        </w:rPr>
+      </w:pPr>
+    </w:p>
+    <w:p>
+      <w:pPr>
+        <w:numPr>
+          <w:ilvl w:val="0"/>
+          <w:numId w:val="7"/>
+        </w:numPr>
+        <w:spacing w:line="276" w:lineRule="auto"/>
+        <w:jc w:val="both"/>
+        <w:rPr>
+          <w:rFonts w:ascii="Arial" w:hAnsi="Arial" w:cs="Arial"/>
+        </w:rPr>
+      </w:pPr>
+      <w:r>
+        <w:rPr>
+          <w:rFonts w:ascii="Arial" w:hAnsi="Arial" w:cs="Arial"/>
+          <w:b/>
+          <w:bCs/>
+        </w:rPr>
+        <w:t>Relational Data Integration:</w:t>
+      </w:r>
+      <w:r>
+        <w:rPr>
+          <w:rFonts w:ascii="Arial" w:hAnsi="Arial" w:cs="Arial"/>
+        </w:rPr>
+        <w:t xml:space="preserve"> Key-based joins were used to merge visa grant datasets with occupational and industrial classification tables, enabling a multi-dimensional analysis linking visa outcomes with labour market characteristics.</w:t>
+      </w:r>
+    </w:p>
+    <w:p>
+      <w:pPr>
+        <w:numPr>
+          <w:ilvl w:val="0"/>
+          <w:numId w:val="7"/>
+        </w:numPr>
+        <w:spacing w:line="276" w:lineRule="auto"/>
+        <w:jc w:val="both"/>
+        <w:rPr>
+          <w:rFonts w:ascii="Arial" w:hAnsi="Arial" w:cs="Arial"/>
+        </w:rPr>
+      </w:pPr>
+      <w:r>
+        <w:rPr>
+          <w:rFonts w:ascii="Arial" w:hAnsi="Arial" w:cs="Arial"/>
+          <w:b/>
+          <w:bCs/>
+        </w:rPr>
+        <w:t>Data Harmonisation:</w:t>
+      </w:r>
+      <w:r>
+        <w:rPr>
+          <w:rFonts w:ascii="Arial" w:hAnsi="Arial" w:cs="Arial"/>
+        </w:rPr>
+        <w:t xml:space="preserve"> Industrial classifications (SIC codes) were standardised and aligned with the SOC 2020 framework to ensure accurate mapping of occupations to their corresponding RQF skill levels.</w:t>
+      </w:r>
+    </w:p>
+    <w:p>
+      <w:pPr>
+        <w:numPr>
+          <w:ilvl w:val="0"/>
+          <w:numId w:val="7"/>
+        </w:numPr>
+        <w:spacing w:line="276" w:lineRule="auto"/>
+        <w:jc w:val="both"/>
+        <w:rPr>
+          <w:rFonts w:ascii="Arial" w:hAnsi="Arial" w:cs="Arial"/>
+        </w:rPr>
+      </w:pPr>
+      <w:r>
+        <w:rPr>
+          <w:rFonts w:ascii="Arial" w:hAnsi="Arial" w:cs="Arial"/>
+          <w:b/>
+          <w:bCs/>
+        </w:rPr>
+        <w:t>Multivariate Filtering:</w:t>
+      </w:r>
+      <w:r>
+        <w:rPr>
+          <w:rFonts w:ascii="Arial" w:hAnsi="Arial" w:cs="Arial"/>
+        </w:rPr>
+        <w:t xml:space="preserve"> Conditional filters were applied to isolate the “New Entrant” category and early-career SOC codes, ensuring the dataset focused specifically on the international graduate population.</w:t>
+      </w:r>
+    </w:p>
+    <w:p>
+      <w:pPr>
+        <w:numPr>
+          <w:ilvl w:val="0"/>
+          <w:numId w:val="7"/>
+        </w:numPr>
+        <w:spacing w:line="276" w:lineRule="auto"/>
+        <w:jc w:val="both"/>
+        <w:rPr>
+          <w:rFonts w:ascii="Arial" w:hAnsi="Arial" w:cs="Arial"/>
+        </w:rPr>
+      </w:pPr>
+      <w:r>
+        <w:rPr>
+          <w:rFonts w:ascii="Arial" w:hAnsi="Arial" w:cs="Arial"/>
+          <w:b/>
+          <w:bCs/>
+        </w:rPr>
+        <w:t>Categorical Aggregation:</w:t>
+      </w:r>
+      <w:r>
+        <w:rPr>
+          <w:rFonts w:ascii="Arial" w:hAnsi="Arial" w:cs="Arial"/>
+        </w:rPr>
+        <w:t xml:space="preserve"> Granular occupational data were grouped into broader industrial sectors to enable macro-level trend analysis and facilitate meaningful sectoral comparisons.</w:t>
+      </w:r>
+    </w:p>
+    <w:p>
+      <w:pPr>
+        <w:numPr>
+          <w:ilvl w:val="0"/>
+          <w:numId w:val="7"/>
+        </w:numPr>
+        <w:spacing w:line="276" w:lineRule="auto"/>
+        <w:jc w:val="both"/>
+        <w:rPr>
+          <w:rFonts w:ascii="Arial" w:hAnsi="Arial" w:cs="Arial"/>
+        </w:rPr>
+      </w:pPr>
+      <w:r>
+        <w:rPr>
+          <w:rFonts w:ascii="Arial" w:hAnsi="Arial" w:cs="Arial"/>
+          <w:b/>
+          <w:bCs/>
+        </w:rPr>
+        <w:t>Longitudinal Alignment:</w:t>
+      </w:r>
+      <w:r>
+        <w:rPr>
+          <w:rFonts w:ascii="Arial" w:hAnsi="Arial" w:cs="Arial"/>
+        </w:rPr>
+        <w:t xml:space="preserve"> Annual datasets from 2021–2025 were normalised and re-indexed to account for the transition from SOC 2010 to SOC 2020 in April 2024, ensuring consistency in time-series comparisons.</w:t>
+      </w:r>
+    </w:p>
+    <w:p>
+      <w:pPr>
+        <w:spacing w:line="276" w:lineRule="auto"/>
+        <w:ind w:left="0" w:firstLine="0"/>
+        <w:jc w:val="both"/>
+        <w:rPr>
+          <w:rFonts w:ascii="Arial" w:hAnsi="Arial" w:cs="Arial"/>
+        </w:rPr>
+      </w:pPr>
+    </w:p>
+    <w:p>
+      <w:pPr>
+        <w:spacing w:line="276" w:lineRule="auto"/>
+        <w:ind w:left="0" w:firstLine="0"/>
+        <w:jc w:val="both"/>
+        <w:rPr>
+          <w:rFonts w:ascii="Arial" w:hAnsi="Arial" w:cs="Arial"/>
+        </w:rPr>
+      </w:pPr>
+    </w:p>
+    <w:p>
+      <w:pPr>
+        <w:pStyle w:val="ListParagraph"/>
+        <w:numPr>
+          <w:ilvl w:val="1"/>
+          <w:numId w:val="2"/>
+        </w:numPr>
+        <w:spacing w:line="276" w:lineRule="auto"/>
+        <w:jc w:val="both"/>
+        <w:rPr>
+          <w:rFonts w:ascii="Arial" w:hAnsi="Arial" w:cs="Arial"/>
+          <w:b/>
+          <w:bCs/>
+        </w:rPr>
+      </w:pPr>
+      <w:r>
+        <w:rPr>
+          <w:rFonts w:ascii="Arial" w:hAnsi="Arial" w:cs="Arial"/>
+          <w:b/>
+          <w:bCs/>
+        </w:rPr>
+        <w:t>Methodological Framework</w:t>
+      </w:r>
+    </w:p>
+    <w:p>
+      <w:pPr>
+        <w:spacing w:line="276" w:lineRule="auto"/>
+        <w:ind w:left="0" w:firstLine="0"/>
+        <w:jc w:val="both"/>
+        <w:rPr>
+          <w:rFonts w:ascii="Arial" w:hAnsi="Arial" w:cs="Arial"/>
+          <w:b/>
+          <w:bCs/>
+        </w:rPr>
+      </w:pPr>
+    </w:p>
+    <w:p>
+      <w:pPr>
+        <w:spacing w:line="276" w:lineRule="auto"/>
+        <w:ind w:left="0" w:firstLine="0"/>
+        <w:jc w:val="both"/>
+        <w:rPr>
+          <w:rFonts w:ascii="Arial" w:hAnsi="Arial" w:cs="Arial"/>
+        </w:rPr>
+      </w:pPr>
+      <w:r>
+        <w:rPr>
+          <w:rFonts w:ascii="Arial" w:hAnsi="Arial" w:cs="Arial"/>
+        </w:rPr>
+        <w:t>The analysis adopts a quantitative and comparative approach to identify structural constraints within the UK immigration system. The framework is built on three pillars:</w:t>
+      </w:r>
+    </w:p>
+    <w:p>
+      <w:pPr>
+        <w:numPr>
+          <w:ilvl w:val="0"/>
+          <w:numId w:val="7"/>
+        </w:numPr>
+        <w:spacing w:line="276" w:lineRule="auto"/>
+        <w:jc w:val="both"/>
+        <w:rPr>
+          <w:rFonts w:ascii="Arial" w:hAnsi="Arial" w:cs="Arial"/>
+        </w:rPr>
+      </w:pPr>
+      <w:r>
+        <w:rPr>
+          <w:rFonts w:ascii="Arial" w:hAnsi="Arial" w:cs="Arial"/>
+          <w:b/>
+          <w:bCs/>
+        </w:rPr>
+        <w:t xml:space="preserve">Salary Benchmarking: </w:t>
+      </w:r>
+      <w:r>
+        <w:rPr>
+          <w:rFonts w:ascii="Arial" w:hAnsi="Arial" w:cs="Arial"/>
+        </w:rPr>
+        <w:t>Graduate earnings are evaluated against the New Entrant threshold (£33,400) to measure the "salary gap" across different industries.</w:t>
+      </w:r>
+    </w:p>
+    <w:p>
+      <w:pPr>
+        <w:numPr>
+          <w:ilvl w:val="0"/>
+          <w:numId w:val="7"/>
+        </w:numPr>
+        <w:spacing w:line="276" w:lineRule="auto"/>
+        <w:jc w:val="both"/>
+        <w:rPr>
+          <w:rFonts w:ascii="Arial" w:hAnsi="Arial" w:cs="Arial"/>
+        </w:rPr>
+      </w:pPr>
+      <w:r>
+        <w:rPr>
+          <w:rFonts w:ascii="Arial" w:hAnsi="Arial" w:cs="Arial"/>
+          <w:b/>
+          <w:bCs/>
+        </w:rPr>
+        <w:t>Skill-Level Categorization:</w:t>
+      </w:r>
+      <w:r>
+        <w:rPr>
+          <w:rFonts w:ascii="Arial" w:hAnsi="Arial" w:cs="Arial"/>
+          <w:b/>
+          <w:bCs/>
+        </w:rPr>
+        <w:t xml:space="preserve"> </w:t>
+      </w:r>
+      <w:r>
+        <w:rPr>
+          <w:rFonts w:ascii="Arial" w:hAnsi="Arial" w:cs="Arial"/>
+        </w:rPr>
+        <w:t>Using the SOC 2020 framework, occupations are grouped by RQF levels (Higher-skilled 6+, Medium-skilled 3–5, and Low-skilled &lt;3) to assess how skill requirements intersect with entry-level roles.</w:t>
+      </w:r>
+    </w:p>
+    <w:p>
+      <w:pPr>
+        <w:numPr>
+          <w:ilvl w:val="0"/>
+          <w:numId w:val="7"/>
+        </w:numPr>
+        <w:spacing w:line="276" w:lineRule="auto"/>
+        <w:jc w:val="both"/>
+        <w:rPr>
+          <w:rFonts w:ascii="Arial" w:hAnsi="Arial" w:cs="Arial"/>
+        </w:rPr>
+      </w:pPr>
+      <w:r>
+        <w:rPr>
+          <w:rFonts w:ascii="Arial" w:hAnsi="Arial" w:cs="Arial"/>
+          <w:b/>
+          <w:bCs/>
         </w:rPr>
         <w:lastRenderedPageBreak/>
-        <w:t>Market Statistics (2024), which provide information on median salaries by industry for graduates aged 21–30, and Immigration System Statistics (2025), which report Skilled Worker visa grants by sector, occupation, and year. These sources are supplemented by UK Visas and Immigration (UKVI) policy guidance on salary thresholds, eligible occupations, and shortage occupation lists.</w:t>
-      </w:r>
-    </w:p>
-    <w:p>
-      <w:pPr>
-        <w:spacing w:line="276" w:lineRule="auto"/>
-        <w:ind w:left="0" w:firstLine="0"/>
-        <w:jc w:val="both"/>
-        <w:rPr>
-          <w:rFonts w:ascii="Arial" w:hAnsi="Arial" w:cs="Arial"/>
-        </w:rPr>
-      </w:pPr>
-    </w:p>
-    <w:p>
-      <w:pPr>
-        <w:spacing w:line="276" w:lineRule="auto"/>
-        <w:ind w:left="0" w:firstLine="0"/>
-        <w:jc w:val="both"/>
-        <w:rPr>
-          <w:rFonts w:ascii="Arial" w:hAnsi="Arial" w:cs="Arial"/>
-        </w:rPr>
-      </w:pPr>
-      <w:r>
-        <w:rPr>
-          <w:rFonts w:ascii="Arial" w:hAnsi="Arial" w:cs="Arial"/>
-        </w:rPr>
-        <w:t>The datasets were not available in a directly comparable format and required preprocessing prior to analysis. This involved cleaning, filtering, and restructuring the data to isolate relevant variables such as industry classifications, occupational groups, and salary levels, enabling consistent comparison across sources.</w:t>
-      </w:r>
-    </w:p>
-    <w:p>
-      <w:pPr>
-        <w:spacing w:line="276" w:lineRule="auto"/>
-        <w:ind w:left="0" w:firstLine="0"/>
-        <w:jc w:val="both"/>
-        <w:rPr>
-          <w:rFonts w:ascii="Arial" w:hAnsi="Arial" w:cs="Arial"/>
-        </w:rPr>
-      </w:pPr>
-    </w:p>
-    <w:p>
-      <w:pPr>
-        <w:spacing w:line="276" w:lineRule="auto"/>
-        <w:ind w:left="0" w:firstLine="0"/>
-        <w:jc w:val="both"/>
-        <w:rPr>
-          <w:rFonts w:ascii="Arial" w:hAnsi="Arial" w:cs="Arial"/>
-        </w:rPr>
-      </w:pPr>
-      <w:r>
-        <w:rPr>
-          <w:rFonts w:ascii="Arial" w:hAnsi="Arial" w:cs="Arial"/>
-        </w:rPr>
-        <w:t>The analysis adopts a quantitative and comparative approach. Graduate salary data is evaluated against the New Entrant Skilled Worker visa threshold (£33,400) to assess the extent to which entry-level earnings meet eligibility requirements. This is complemented by an examination of the distribution of visa grants across sectors and occupations, allowing for comparison between where graduates are employed and where sponsorship opportunities are concentrated.</w:t>
-      </w:r>
-    </w:p>
-    <w:p>
-      <w:pPr>
-        <w:spacing w:line="276" w:lineRule="auto"/>
-        <w:ind w:left="0" w:firstLine="0"/>
-        <w:jc w:val="both"/>
-        <w:rPr>
-          <w:rFonts w:ascii="Arial" w:hAnsi="Arial" w:cs="Arial"/>
-        </w:rPr>
-      </w:pPr>
-    </w:p>
-    <w:p>
-      <w:pPr>
-        <w:spacing w:line="276" w:lineRule="auto"/>
-        <w:ind w:left="0" w:firstLine="0"/>
-        <w:jc w:val="both"/>
-        <w:rPr>
-          <w:rFonts w:ascii="Arial" w:hAnsi="Arial" w:cs="Arial"/>
-        </w:rPr>
-      </w:pPr>
-      <w:r>
-        <w:rPr>
-          <w:rFonts w:ascii="Arial" w:hAnsi="Arial" w:cs="Arial"/>
-        </w:rPr>
-        <w:t>To further assess access to sponsorship, occupational data is analysed using the Standard Occupational Classification (SOC) framework. Occupations are grouped into higher-skilled (RQF Level 6+) and medium-skilled (RQF Levels 3–5) categories in line with recent policy changes. This enables an evaluation of how skill-level requirements interact with graduate labour market entry points.</w:t>
-      </w:r>
-    </w:p>
-    <w:p>
-      <w:pPr>
-        <w:spacing w:line="276" w:lineRule="auto"/>
-        <w:ind w:left="0" w:firstLine="0"/>
-        <w:jc w:val="both"/>
-        <w:rPr>
-          <w:rFonts w:ascii="Arial" w:hAnsi="Arial" w:cs="Arial"/>
-        </w:rPr>
-      </w:pPr>
-    </w:p>
-    <w:p>
-      <w:pPr>
-        <w:spacing w:line="276" w:lineRule="auto"/>
-        <w:ind w:left="0" w:firstLine="0"/>
-        <w:jc w:val="both"/>
-        <w:rPr>
-          <w:rFonts w:ascii="Arial" w:hAnsi="Arial" w:cs="Arial"/>
-        </w:rPr>
-      </w:pPr>
-      <w:r>
-        <w:rPr>
-          <w:rFonts w:ascii="Arial" w:hAnsi="Arial" w:cs="Arial"/>
-        </w:rPr>
-        <w:t>Rather than examining these factors in isolation, the analysis integrates salary, sectoral, and occupational dimensions to identify patterns of alignment and mismatch between labour market outcomes and immigration policy requirements. The focus is therefore on identifying structural constraints that shape access to Skilled Worker visa sponsorship.</w:t>
-      </w:r>
-    </w:p>
-    <w:p>
-      <w:pPr>
-        <w:spacing w:line="276" w:lineRule="auto"/>
-        <w:ind w:left="0" w:firstLine="0"/>
-        <w:jc w:val="both"/>
-        <w:rPr>
-          <w:rFonts w:ascii="Arial" w:hAnsi="Arial" w:cs="Arial"/>
-        </w:rPr>
-      </w:pPr>
-    </w:p>
-    <w:p>
-      <w:pPr>
-        <w:spacing w:line="276" w:lineRule="auto"/>
-        <w:ind w:left="0" w:firstLine="0"/>
-        <w:jc w:val="both"/>
-        <w:rPr>
-          <w:rFonts w:ascii="Arial" w:hAnsi="Arial" w:cs="Arial"/>
-        </w:rPr>
-      </w:pPr>
-      <w:r>
-        <w:rPr>
-          <w:rFonts w:ascii="Arial" w:hAnsi="Arial" w:cs="Arial"/>
-        </w:rPr>
-        <w:t>A limitation of the analysis is its reliance on aggregate data, particularly median salary figures, which do not capture the full distribution of individual earnings or variation within sectors and occupations. As such, the findings should be interpreted as indicative of broader structural trends rather than precise individual-level outcomes.</w:t>
-      </w:r>
-    </w:p>
-    <w:p>
-      <w:pPr>
-        <w:spacing w:line="276" w:lineRule="auto"/>
-        <w:ind w:left="0" w:firstLine="0"/>
-        <w:jc w:val="both"/>
-        <w:rPr>
-          <w:rFonts w:ascii="Arial" w:hAnsi="Arial" w:cs="Arial"/>
+        <w:t xml:space="preserve">Sectoral Mapping: </w:t>
+      </w:r>
+      <w:r>
+        <w:rPr>
+          <w:rFonts w:ascii="Arial" w:hAnsi="Arial" w:cs="Arial"/>
+        </w:rPr>
+        <w:t>The distribution of visa grants is compared against graduate employment density to identify areas of alignment or mismatch between labour market reality and policy requirements.</w:t>
+      </w:r>
+    </w:p>
+    <w:p>
+      <w:pPr>
+        <w:spacing w:line="276" w:lineRule="auto"/>
+        <w:jc w:val="both"/>
+        <w:rPr>
+          <w:rFonts w:ascii="Arial" w:hAnsi="Arial" w:cs="Arial"/>
+        </w:rPr>
+      </w:pPr>
+    </w:p>
+    <w:p>
+      <w:pPr>
+        <w:spacing w:line="276" w:lineRule="auto"/>
+        <w:ind w:left="0" w:firstLine="0"/>
+        <w:jc w:val="both"/>
+        <w:rPr>
+          <w:rFonts w:ascii="Arial" w:hAnsi="Arial" w:cs="Arial"/>
+        </w:rPr>
+      </w:pPr>
+      <w:r>
+        <w:rPr>
+          <w:rFonts w:ascii="Arial" w:hAnsi="Arial" w:cs="Arial"/>
+        </w:rPr>
+        <w:t>By integrating these dimensions, the analysis moves beyond isolated data points to highlight the broader systemic barriers shaping access to sponsorship.</w:t>
+      </w:r>
+    </w:p>
+    <w:p>
+      <w:pPr>
+        <w:spacing w:line="276" w:lineRule="auto"/>
+        <w:ind w:left="0" w:firstLine="0"/>
+        <w:jc w:val="both"/>
+        <w:rPr>
+          <w:rFonts w:ascii="Arial" w:hAnsi="Arial" w:cs="Arial"/>
+        </w:rPr>
+      </w:pPr>
+    </w:p>
+    <w:p>
+      <w:pPr>
+        <w:pStyle w:val="ListParagraph"/>
+        <w:numPr>
+          <w:ilvl w:val="1"/>
+          <w:numId w:val="2"/>
+        </w:numPr>
+        <w:spacing w:line="276" w:lineRule="auto"/>
+        <w:jc w:val="both"/>
+        <w:rPr>
+          <w:rFonts w:ascii="Arial" w:hAnsi="Arial" w:cs="Arial"/>
+          <w:b/>
+          <w:bCs/>
+        </w:rPr>
+      </w:pPr>
+      <w:r>
+        <w:rPr>
+          <w:rFonts w:ascii="Arial" w:hAnsi="Arial" w:cs="Arial"/>
+          <w:b/>
+          <w:bCs/>
+        </w:rPr>
+        <w:t>Limitations</w:t>
+      </w:r>
+    </w:p>
+    <w:p>
+      <w:pPr>
+        <w:spacing w:line="276" w:lineRule="auto"/>
+        <w:ind w:left="0" w:firstLine="0"/>
+        <w:jc w:val="both"/>
+        <w:rPr>
+          <w:rFonts w:ascii="Arial" w:hAnsi="Arial" w:cs="Arial"/>
+        </w:rPr>
+      </w:pPr>
+    </w:p>
+    <w:p>
+      <w:pPr>
+        <w:spacing w:line="276" w:lineRule="auto"/>
+        <w:ind w:left="0" w:firstLine="0"/>
+        <w:jc w:val="both"/>
+        <w:rPr>
+          <w:rFonts w:ascii="Arial" w:hAnsi="Arial" w:cs="Arial"/>
+        </w:rPr>
+      </w:pPr>
+      <w:r>
+        <w:rPr>
+          <w:rFonts w:ascii="Arial" w:hAnsi="Arial" w:cs="Arial"/>
+        </w:rPr>
+        <w:t>The analysis relies on aggregate administrative data, which does not capture individual nuances or regional pay variations (e.g., London vs. regional UK). Furthermore, the study focuses on sponsored work routes and does not account for graduates utilizing non-sponsored alternatives, such as the High Potential Individual (HPI) or Global Talent visas.</w:t>
+      </w:r>
+    </w:p>
+    <w:p>
+      <w:pPr>
+        <w:spacing w:line="276" w:lineRule="auto"/>
+        <w:ind w:left="0" w:firstLine="0"/>
+        <w:jc w:val="both"/>
+        <w:rPr>
+          <w:rFonts w:ascii="Arial" w:hAnsi="Arial" w:cs="Arial"/>
+          <w:b/>
+          <w:bCs/>
+          <w:u w:val="single"/>
         </w:rPr>
       </w:pPr>
     </w:p>
@@ -687,6 +1193,8 @@
           <w:rFonts w:ascii="Arial" w:hAnsi="Arial" w:cs="Arial"/>
           <w:b/>
           <w:bCs/>
+          <w:sz w:val="24"/>
+          <w:szCs w:val="24"/>
           <w:u w:val="single"/>
         </w:rPr>
       </w:pPr>
@@ -695,6 +1203,8 @@
           <w:rFonts w:ascii="Arial" w:hAnsi="Arial" w:cs="Arial"/>
           <w:b/>
           <w:bCs/>
+          <w:sz w:val="24"/>
+          <w:szCs w:val="24"/>
           <w:u w:val="single"/>
         </w:rPr>
         <w:t>Analysis</w:t>
@@ -799,56 +1309,50 @@
         <w:rPr>
           <w:rFonts w:ascii="Arial" w:hAnsi="Arial" w:cs="Arial"/>
         </w:rPr>
+        <w:t xml:space="preserve"> (see </w:t>
+      </w:r>
+      <w:r>
+        <w:rPr>
+          <w:rFonts w:ascii="Arial" w:hAnsi="Arial" w:cs="Arial"/>
+          <w:b/>
+          <w:bCs/>
+        </w:rPr>
+        <w:t>Figure 1</w:t>
+      </w:r>
+      <w:r>
+        <w:rPr>
+          <w:rFonts w:ascii="Arial" w:hAnsi="Arial" w:cs="Arial"/>
+        </w:rPr>
+        <w:t>)</w:t>
+      </w:r>
+      <w:r>
+        <w:rPr>
+          <w:rFonts w:ascii="Arial" w:hAnsi="Arial" w:cs="Arial"/>
+        </w:rPr>
+        <w:t xml:space="preserve">. However, in </w:t>
+      </w:r>
+      <w:r>
+        <w:rPr>
+          <w:rFonts w:ascii="Arial" w:hAnsi="Arial" w:cs="Arial"/>
+        </w:rPr>
+        <w:t>those five</w:t>
+      </w:r>
+      <w:r>
+        <w:rPr>
+          <w:rFonts w:ascii="Arial" w:hAnsi="Arial" w:cs="Arial"/>
+        </w:rPr>
+        <w:t xml:space="preserve"> sectors, salaries exceed the threshold only marginally—typically by £1,600 to £2,600—indicating that many entry-level roles operate close to the minimum eligibility requirement.</w:t>
+      </w:r>
+      <w:r>
+        <w:rPr>
+          <w:rFonts w:ascii="Arial" w:hAnsi="Arial" w:cs="Arial"/>
+        </w:rPr>
         <w:t xml:space="preserve"> </w:t>
       </w:r>
       <w:r>
         <w:rPr>
           <w:rFonts w:ascii="Arial" w:hAnsi="Arial" w:cs="Arial"/>
         </w:rPr>
-        <w:t xml:space="preserve">(see </w:t>
-      </w:r>
-      <w:r>
-        <w:rPr>
-          <w:rFonts w:ascii="Arial" w:hAnsi="Arial" w:cs="Arial"/>
-          <w:b/>
-          <w:bCs/>
-        </w:rPr>
-        <w:t>Figure 1</w:t>
-      </w:r>
-      <w:r>
-        <w:rPr>
-          <w:rFonts w:ascii="Arial" w:hAnsi="Arial" w:cs="Arial"/>
-        </w:rPr>
-        <w:t>)</w:t>
-      </w:r>
-      <w:r>
-        <w:rPr>
-          <w:rFonts w:ascii="Arial" w:hAnsi="Arial" w:cs="Arial"/>
-        </w:rPr>
-        <w:t xml:space="preserve">. However, in </w:t>
-      </w:r>
-      <w:r>
-        <w:rPr>
-          <w:rFonts w:ascii="Arial" w:hAnsi="Arial" w:cs="Arial"/>
-        </w:rPr>
-        <w:t>those five</w:t>
-      </w:r>
-      <w:r>
-        <w:rPr>
-          <w:rFonts w:ascii="Arial" w:hAnsi="Arial" w:cs="Arial"/>
-        </w:rPr>
-        <w:t xml:space="preserve"> sectors, salaries exceed the threshold only marginally—typically by £1,600 to £2,600—indicating that many entry-level roles operate close to the minimum eligibility requirement.</w:t>
-      </w:r>
-      <w:r>
-        <w:rPr>
-          <w:rFonts w:ascii="Arial" w:hAnsi="Arial" w:cs="Arial"/>
-        </w:rPr>
-        <w:t xml:space="preserve"> </w:t>
-      </w:r>
-      <w:r>
-        <w:rPr>
-          <w:rFonts w:ascii="Arial" w:hAnsi="Arial" w:cs="Arial"/>
-        </w:rPr>
         <w:t>As a result, a substantial proportion of graduates are likely to fall below the threshold despite the median exceeding it. This creates a “cliff-edge” effect, where small variations in pay can determine visa eligibility, making access to sponsorship highly uncertain even within sectors whose median salaries formally meet the requirement.</w:t>
       </w:r>
     </w:p>
@@ -874,7 +1378,6 @@
       <w:r>
         <w:rPr>
           <w:rFonts w:ascii="Arial" w:hAnsi="Arial" w:cs="Arial"/>
-          <w:noProof/>
         </w:rPr>
         <w:drawing>
           <wp:inline distT="0" distB="0" distL="0" distR="0" wp14:anchorId="315912FA" wp14:editId="1B0853D2">
@@ -1191,9 +1694,7 @@
       <w:r>
         <w:rPr>
           <w:rFonts w:ascii="Arial" w:hAnsi="Arial" w:cs="Arial"/>
-          <w:noProof/>
-        </w:rPr>
-        <w:lastRenderedPageBreak/>
+        </w:rPr>
         <w:drawing>
           <wp:inline distT="0" distB="0" distL="0" distR="0" wp14:anchorId="2C14B56F" wp14:editId="0280E367">
             <wp:extent cx="5699431" cy="3234266"/>
@@ -1248,7 +1749,7 @@
           <w:sz w:val="16"/>
           <w:szCs w:val="16"/>
         </w:rPr>
-        <w:t>Fig.</w:t>
+        <w:t xml:space="preserve">Fig. 2. </w:t>
       </w:r>
       <w:r>
         <w:rPr>
@@ -1256,7 +1757,7 @@
           <w:sz w:val="16"/>
           <w:szCs w:val="16"/>
         </w:rPr>
-        <w:t xml:space="preserve"> 2. </w:t>
+        <w:t>Visa Granted</w:t>
       </w:r>
       <w:r>
         <w:rPr>
@@ -1264,7 +1765,7 @@
           <w:sz w:val="16"/>
           <w:szCs w:val="16"/>
         </w:rPr>
-        <w:t>Visa Granted</w:t>
+        <w:t xml:space="preserve"> by Industry </w:t>
       </w:r>
       <w:r>
         <w:rPr>
@@ -1272,7 +1773,7 @@
           <w:sz w:val="16"/>
           <w:szCs w:val="16"/>
         </w:rPr>
-        <w:t xml:space="preserve"> by Industry </w:t>
+        <w:t xml:space="preserve">between </w:t>
       </w:r>
       <w:r>
         <w:rPr>
@@ -1280,7 +1781,7 @@
           <w:sz w:val="16"/>
           <w:szCs w:val="16"/>
         </w:rPr>
-        <w:t xml:space="preserve">between </w:t>
+        <w:t>2024</w:t>
       </w:r>
       <w:r>
         <w:rPr>
@@ -1288,14 +1789,6 @@
           <w:sz w:val="16"/>
           <w:szCs w:val="16"/>
         </w:rPr>
-        <w:t>2024</w:t>
-      </w:r>
-      <w:r>
-        <w:rPr>
-          <w:rFonts w:ascii="Arial" w:hAnsi="Arial" w:cs="Arial"/>
-          <w:sz w:val="16"/>
-          <w:szCs w:val="16"/>
-        </w:rPr>
         <w:t>-2025</w:t>
       </w:r>
     </w:p>
@@ -1322,6 +1815,7 @@
         <w:rPr>
           <w:rFonts w:ascii="Arial" w:hAnsi="Arial" w:cs="Arial"/>
         </w:rPr>
+        <w:lastRenderedPageBreak/>
         <w:t>In comparison, industries that consistently meet or exceed the salary threshold—such as banking and finance, construction, manufacturing, energy</w:t>
       </w:r>
       <w:r>
@@ -1358,58 +1852,52 @@
         <w:rPr>
           <w:rFonts w:ascii="Arial" w:hAnsi="Arial" w:cs="Arial"/>
         </w:rPr>
+        <w:t xml:space="preserve"> This reveals a segmentation of the labour market in which sponsorship opportunities are structurally concentrated in roles that are not aligned with graduate entry points.</w:t>
+      </w:r>
+    </w:p>
+    <w:p>
+      <w:pPr>
+        <w:spacing w:line="276" w:lineRule="auto"/>
+        <w:ind w:left="0" w:firstLine="0"/>
+        <w:jc w:val="both"/>
+        <w:rPr>
+          <w:rFonts w:ascii="Arial" w:hAnsi="Arial" w:cs="Arial"/>
+        </w:rPr>
+      </w:pPr>
+    </w:p>
+    <w:p>
+      <w:pPr>
+        <w:spacing w:line="276" w:lineRule="auto"/>
+        <w:ind w:left="0" w:firstLine="0"/>
+        <w:jc w:val="both"/>
+        <w:rPr>
+          <w:rFonts w:ascii="Arial" w:hAnsi="Arial" w:cs="Arial"/>
+        </w:rPr>
+      </w:pPr>
+      <w:r>
+        <w:rPr>
+          <w:rFonts w:ascii="Arial" w:hAnsi="Arial" w:cs="Arial"/>
+        </w:rPr>
+        <w:t>Taken together, this reveals a segmentation of the labour market in which sponsorship opportunities are structurally concentrated in roles that do not align with typical graduate entry points. Sectors with high levels of migrant employment tend to offer lower-paying roles that fall below visa requirements, while sectors that meet salary thresholds employ relatively fewer graduates. Consequently, access to sponsorable jobs is not evenly distributed but concentrated within a narrow segment of the labour market</w:t>
+      </w:r>
+      <w:r>
+        <w:rPr>
+          <w:rFonts w:ascii="Arial" w:hAnsi="Arial" w:cs="Arial"/>
+        </w:rPr>
+        <w:tab/>
+      </w:r>
+      <w:r>
+        <w:rPr>
+          <w:rFonts w:ascii="Arial" w:hAnsi="Arial" w:cs="Arial"/>
+        </w:rPr>
+        <w:t>.</w:t>
+      </w:r>
+      <w:r>
+        <w:rPr>
+          <w:rFonts w:ascii="Arial" w:hAnsi="Arial" w:cs="Arial"/>
+        </w:rPr>
         <w:t xml:space="preserve"> </w:t>
       </w:r>
-      <w:r>
-        <w:rPr>
-          <w:rFonts w:ascii="Arial" w:hAnsi="Arial" w:cs="Arial"/>
-        </w:rPr>
-        <w:t>This reveals a segmentation of the labour market in which sponsorship opportunities are structurally concentrated in roles that are not aligned with graduate entry points.</w:t>
-      </w:r>
-    </w:p>
-    <w:p>
-      <w:pPr>
-        <w:spacing w:line="276" w:lineRule="auto"/>
-        <w:ind w:left="0" w:firstLine="0"/>
-        <w:jc w:val="both"/>
-        <w:rPr>
-          <w:rFonts w:ascii="Arial" w:hAnsi="Arial" w:cs="Arial"/>
-        </w:rPr>
-      </w:pPr>
-    </w:p>
-    <w:p>
-      <w:pPr>
-        <w:spacing w:line="276" w:lineRule="auto"/>
-        <w:ind w:left="0" w:firstLine="0"/>
-        <w:jc w:val="both"/>
-        <w:rPr>
-          <w:rFonts w:ascii="Arial" w:hAnsi="Arial" w:cs="Arial"/>
-        </w:rPr>
-      </w:pPr>
-      <w:r>
-        <w:rPr>
-          <w:rFonts w:ascii="Arial" w:hAnsi="Arial" w:cs="Arial"/>
-        </w:rPr>
-        <w:t>Taken together, this reveals a segmentation of the labour market in which sponsorship opportunities are structurally concentrated in roles that do not align with typical graduate entry points. Sectors with high levels of migrant employment tend to offer lower-paying roles that fall below visa requirements, while sectors that meet salary thresholds employ relatively fewer graduates. Consequently, access to sponsorable jobs is not evenly distributed but concentrated within a narrow segment of the labour market</w:t>
-      </w:r>
-      <w:r>
-        <w:rPr>
-          <w:rFonts w:ascii="Arial" w:hAnsi="Arial" w:cs="Arial"/>
-        </w:rPr>
-        <w:tab/>
-      </w:r>
-      <w:r>
-        <w:rPr>
-          <w:rFonts w:ascii="Arial" w:hAnsi="Arial" w:cs="Arial"/>
-        </w:rPr>
-        <w:t>.</w:t>
-      </w:r>
-      <w:r>
-        <w:rPr>
-          <w:rFonts w:ascii="Arial" w:hAnsi="Arial" w:cs="Arial"/>
-        </w:rPr>
-        <w:t xml:space="preserve"> </w:t>
-      </w:r>
     </w:p>
     <w:p>
       <w:pPr>
@@ -1464,7 +1952,6 @@
         <w:rPr>
           <w:rFonts w:ascii="Arial" w:hAnsi="Arial" w:cs="Arial"/>
         </w:rPr>
-        <w:lastRenderedPageBreak/>
         <w:drawing>
           <wp:inline distT="0" distB="0" distL="0" distR="0" wp14:anchorId="236E20E5" wp14:editId="2EFCB30D">
             <wp:extent cx="5731510" cy="2934970"/>
@@ -1519,31 +2006,7 @@
           <w:sz w:val="16"/>
           <w:szCs w:val="16"/>
         </w:rPr>
-        <w:t>Fig.</w:t>
-      </w:r>
-      <w:r>
-        <w:rPr>
-          <w:rFonts w:ascii="Arial" w:hAnsi="Arial" w:cs="Arial"/>
-          <w:sz w:val="16"/>
-          <w:szCs w:val="16"/>
-        </w:rPr>
-        <w:t xml:space="preserve"> 3. Total Visa Granted</w:t>
-      </w:r>
-      <w:r>
-        <w:rPr>
-          <w:rFonts w:ascii="Arial" w:hAnsi="Arial" w:cs="Arial"/>
-          <w:sz w:val="16"/>
-          <w:szCs w:val="16"/>
-        </w:rPr>
-        <w:t xml:space="preserve"> by </w:t>
-      </w:r>
-      <w:r>
-        <w:rPr>
-          <w:rFonts w:ascii="Arial" w:hAnsi="Arial" w:cs="Arial"/>
-          <w:sz w:val="16"/>
-          <w:szCs w:val="16"/>
-        </w:rPr>
-        <w:t>Year</w:t>
+        <w:t>Fig. 3. Total Visa Granted by Year</w:t>
       </w:r>
     </w:p>
     <w:p>
@@ -1629,19 +2092,14 @@
         <w:rPr>
           <w:rFonts w:ascii="Arial" w:hAnsi="Arial" w:cs="Arial"/>
         </w:rPr>
-        <w:t>Beyond sectoral differences, visa eligibility is also strongly shaped by occupational structure.</w:t>
-      </w:r>
-      <w:r>
-        <w:rPr>
-          <w:rFonts w:ascii="Arial" w:hAnsi="Arial" w:cs="Arial"/>
-        </w:rPr>
-        <w:t xml:space="preserve"> </w:t>
-      </w:r>
-      <w:r>
-        <w:rPr>
-          <w:rFonts w:ascii="Arial" w:hAnsi="Arial" w:cs="Arial"/>
-        </w:rPr>
-        <w:t>Occupational structure represents a critical constraint in the transition from the Graduate Route to the Skilled Worker visa. The UK labour market is classified using the Standard Occupational Classification (SOC) system, developed by the Office for National Statistics and applied by the UK Home Office in determining visa eligibility.</w:t>
+        <w:t xml:space="preserve">Beyond sectoral differences, visa eligibility is also strongly shaped by occupational structure. Occupational structure represents a critical constraint in the transition from the Graduate Route to the Skilled Worker visa. The UK labour market is classified using the Standard </w:t>
+      </w:r>
+      <w:r>
+        <w:rPr>
+          <w:rFonts w:ascii="Arial" w:hAnsi="Arial" w:cs="Arial"/>
+        </w:rPr>
+        <w:lastRenderedPageBreak/>
+        <w:t>Occupational Classification (SOC) system, developed by the Office for National Statistics and applied by the UK Home Office in determining visa eligibility.</w:t>
       </w:r>
     </w:p>
     <w:p>
@@ -1685,19 +2143,7 @@
         <w:rPr>
           <w:rFonts w:ascii="Arial" w:hAnsi="Arial" w:cs="Arial"/>
         </w:rPr>
-        <w:t xml:space="preserve"> (</w:t>
-      </w:r>
-      <w:r>
-        <w:rPr>
-          <w:rFonts w:ascii="Arial" w:hAnsi="Arial" w:cs="Arial"/>
-        </w:rPr>
-        <w:t>RQF Level 6</w:t>
-      </w:r>
-      <w:r>
-        <w:rPr>
-          <w:rFonts w:ascii="Arial" w:hAnsi="Arial" w:cs="Arial"/>
-        </w:rPr>
-        <w:t>+)</w:t>
+        <w:t xml:space="preserve"> (RQF Level 6+)</w:t>
       </w:r>
       <w:r>
         <w:rPr>
@@ -1709,31 +2155,13 @@
         <w:rPr>
           <w:rFonts w:ascii="Arial" w:hAnsi="Arial" w:cs="Arial"/>
         </w:rPr>
-        <w:t>(RQF levels 3-5)</w:t>
-      </w:r>
-      <w:r>
-        <w:rPr>
-          <w:rFonts w:ascii="Arial" w:hAnsi="Arial" w:cs="Arial"/>
-        </w:rPr>
-        <w:t xml:space="preserve"> </w:t>
-      </w:r>
-      <w:r>
-        <w:rPr>
-          <w:rFonts w:ascii="Arial" w:hAnsi="Arial" w:cs="Arial"/>
-        </w:rPr>
-        <w:t>roles. Higher-skilled occupations—primarily Managers, Directors and Senior Officials (SOC 1) and Professional Occupations (SOC 2)—are fully eligible for Skilled Worker visa sponsorship. In contrast, medium-skilled occupations, largely corresponding to Associate Professional roles (SOC 3), are no longer universally eligible and can only qualify for sponsorship if they appear on specific shortage-based lists, such as the Immigration Salary List or Temporary Shortage List</w:t>
-      </w:r>
-      <w:r>
-        <w:rPr>
-          <w:rFonts w:ascii="Arial" w:hAnsi="Arial" w:cs="Arial"/>
-        </w:rPr>
-        <w:t xml:space="preserve"> (Sources:</w:t>
-      </w:r>
-      <w:r>
-        <w:rPr>
-          <w:rFonts w:ascii="Arial" w:hAnsi="Arial" w:cs="Arial"/>
-        </w:rPr>
-        <w:t xml:space="preserve"> </w:t>
+        <w:t xml:space="preserve">(RQF levels 3-5) </w:t>
+      </w:r>
+      <w:r>
+        <w:rPr>
+          <w:rFonts w:ascii="Arial" w:hAnsi="Arial" w:cs="Arial"/>
+        </w:rPr>
+        <w:t xml:space="preserve">roles. Higher-skilled occupations—primarily Managers, Directors and Senior Officials (SOC 1) and Professional Occupations (SOC 2)—are fully eligible for Skilled Worker visa sponsorship. In contrast, medium-skilled occupations, largely corresponding to Associate Professional roles (SOC 3), are no longer universally eligible and can only qualify for sponsorship if they appear on specific shortage-based lists, such as the Immigration Salary List or Temporary Shortage List (Sources: </w:t>
       </w:r>
       <w:hyperlink r:id="rId12" w:history="1">
         <w:r>
@@ -1763,7 +2191,33 @@
         <w:rPr>
           <w:rFonts w:ascii="Arial" w:hAnsi="Arial" w:cs="Arial"/>
         </w:rPr>
-        <w:t>)</w:t>
+        <w:t>).</w:t>
+      </w:r>
+    </w:p>
+    <w:p>
+      <w:pPr>
+        <w:spacing w:line="276" w:lineRule="auto"/>
+        <w:ind w:left="0" w:firstLine="0"/>
+        <w:jc w:val="both"/>
+        <w:rPr>
+          <w:rFonts w:ascii="Arial" w:hAnsi="Arial" w:cs="Arial"/>
+        </w:rPr>
+      </w:pPr>
+    </w:p>
+    <w:p>
+      <w:pPr>
+        <w:spacing w:line="276" w:lineRule="auto"/>
+        <w:ind w:left="0" w:firstLine="0"/>
+        <w:jc w:val="both"/>
+        <w:rPr>
+          <w:rFonts w:ascii="Arial" w:hAnsi="Arial" w:cs="Arial"/>
+        </w:rPr>
+      </w:pPr>
+      <w:r>
+        <w:rPr>
+          <w:rFonts w:ascii="Arial" w:hAnsi="Arial" w:cs="Arial"/>
+        </w:rPr>
+        <w:t>A key limitation of higher-skilled occupations is that they are typically associated with experienced workers rather than recent graduates. Roles within SOC 1 and many SOC 2 occupations often require several years of prior experience, specialised expertise, or managerial responsibility. Although these roles meet visa eligibility criteria, they are not generally accessible to individuals at the early stages of their careers</w:t>
       </w:r>
       <w:r>
         <w:rPr>
@@ -1795,13 +2249,33 @@
         <w:rPr>
           <w:rFonts w:ascii="Arial" w:hAnsi="Arial" w:cs="Arial"/>
         </w:rPr>
-        <w:t>A key limitation of higher-skilled occupations is that they are typically associated with experienced workers rather than recent graduates. Roles within SOC 1 and many SOC 2 occupations often require several years of prior experience, specialised expertise, or managerial responsibility. Although these roles meet visa eligibility criteria, they are not generally accessible to individuals at the early stages of their careers</w:t>
-      </w:r>
-      <w:r>
-        <w:rPr>
-          <w:rFonts w:ascii="Arial" w:hAnsi="Arial" w:cs="Arial"/>
-        </w:rPr>
-        <w:t>.</w:t>
+        <w:t>This creates a structural mismatch between visa eligibility and graduate labour market entry points. While higher-skilled occupations account for a large share of Skilled Worker visa sponsorship, they do not represent realistic entry-level opportunities for most international graduates. Conversely, roles that are more accessible to graduates—particularly Associate Professional occupations—are subject to greater restrictions in terms of eligibility, salary thresholds, and employer sponsorship. As a result, graduates are effectively positioned outside the primary pathways to visa sponsorship despite active participation in the labour market.</w:t>
+      </w:r>
+    </w:p>
+    <w:p>
+      <w:pPr>
+        <w:spacing w:line="276" w:lineRule="auto"/>
+        <w:ind w:left="0" w:firstLine="0"/>
+        <w:jc w:val="both"/>
+        <w:rPr>
+          <w:rFonts w:ascii="Arial" w:hAnsi="Arial" w:cs="Arial"/>
+        </w:rPr>
+      </w:pPr>
+    </w:p>
+    <w:p>
+      <w:pPr>
+        <w:spacing w:line="276" w:lineRule="auto"/>
+        <w:ind w:left="0" w:firstLine="0"/>
+        <w:jc w:val="both"/>
+        <w:rPr>
+          <w:rFonts w:ascii="Arial" w:hAnsi="Arial" w:cs="Arial"/>
+        </w:rPr>
+      </w:pPr>
+      <w:r>
+        <w:rPr>
+          <w:rFonts w:ascii="Arial" w:hAnsi="Arial" w:cs="Arial"/>
+        </w:rPr>
+        <w:t>Although many medium-skilled roles meet the formal skill threshold, their conditional eligibility significantly narrows access to sponsorship. In practice, this shifts the functional threshold for visa eligibility towards higher-skilled occupations, further limiting opportunities for early-career workers.</w:t>
       </w:r>
     </w:p>
     <w:p>
@@ -1828,58 +2302,6 @@
           <w:rFonts w:ascii="Arial" w:hAnsi="Arial" w:cs="Arial"/>
         </w:rPr>
         <w:lastRenderedPageBreak/>
-        <w:t>This creates a structural mismatch between visa eligibility and graduate labour market entry points. While higher-skilled occupations account for a large share of Skilled Worker visa sponsorship, they do not represent realistic entry-level opportunities for most international graduates. Conversely, roles that are more accessible to graduates—particularly Associate Professional occupations—are subject to greater restrictions in terms of eligibility, salary thresholds, and employer sponsorship. As a result, graduates are effectively positioned outside the primary pathways to visa sponsorship despite active participation in the labour market.</w:t>
-      </w:r>
-    </w:p>
-    <w:p>
-      <w:pPr>
-        <w:spacing w:line="276" w:lineRule="auto"/>
-        <w:ind w:left="0" w:firstLine="0"/>
-        <w:jc w:val="both"/>
-        <w:rPr>
-          <w:rFonts w:ascii="Arial" w:hAnsi="Arial" w:cs="Arial"/>
-        </w:rPr>
-      </w:pPr>
-    </w:p>
-    <w:p>
-      <w:pPr>
-        <w:spacing w:line="276" w:lineRule="auto"/>
-        <w:ind w:left="0" w:firstLine="0"/>
-        <w:jc w:val="both"/>
-        <w:rPr>
-          <w:rFonts w:ascii="Arial" w:hAnsi="Arial" w:cs="Arial"/>
-        </w:rPr>
-      </w:pPr>
-      <w:r>
-        <w:rPr>
-          <w:rFonts w:ascii="Arial" w:hAnsi="Arial" w:cs="Arial"/>
-        </w:rPr>
-        <w:t>Although many medium-skilled roles meet the formal skill threshold, their conditional eligibility significantly narrows access to sponsorship. In practice, this shifts the functional threshold for visa eligibility towards higher-skilled occupations, further limiting opportunities for early-career workers.</w:t>
-      </w:r>
-    </w:p>
-    <w:p>
-      <w:pPr>
-        <w:spacing w:line="276" w:lineRule="auto"/>
-        <w:ind w:left="0" w:firstLine="0"/>
-        <w:jc w:val="both"/>
-        <w:rPr>
-          <w:rFonts w:ascii="Arial" w:hAnsi="Arial" w:cs="Arial"/>
-        </w:rPr>
-      </w:pPr>
-    </w:p>
-    <w:p>
-      <w:pPr>
-        <w:spacing w:line="276" w:lineRule="auto"/>
-        <w:ind w:left="0" w:firstLine="0"/>
-        <w:jc w:val="both"/>
-        <w:rPr>
-          <w:rFonts w:ascii="Arial" w:hAnsi="Arial" w:cs="Arial"/>
-        </w:rPr>
-      </w:pPr>
-      <w:r>
-        <w:rPr>
-          <w:rFonts w:ascii="Arial" w:hAnsi="Arial" w:cs="Arial"/>
-        </w:rPr>
         <w:drawing>
           <wp:inline distT="0" distB="0" distL="0" distR="0" wp14:anchorId="45ACB1BC" wp14:editId="0F164744">
             <wp:extent cx="5731510" cy="3137535"/>
@@ -1934,7 +2356,7 @@
           <w:sz w:val="16"/>
           <w:szCs w:val="16"/>
         </w:rPr>
-        <w:t>Fig.</w:t>
+        <w:t xml:space="preserve">Fig. 4. </w:t>
       </w:r>
       <w:r>
         <w:rPr>
@@ -1942,14 +2364,6 @@
           <w:sz w:val="16"/>
           <w:szCs w:val="16"/>
         </w:rPr>
-        <w:t xml:space="preserve"> 4. </w:t>
-      </w:r>
-      <w:r>
-        <w:rPr>
-          <w:rFonts w:ascii="Arial" w:hAnsi="Arial" w:cs="Arial"/>
-          <w:sz w:val="16"/>
-          <w:szCs w:val="16"/>
-        </w:rPr>
         <w:t>Visa Grants by Occupational Skill Level (SOC Classification)</w:t>
       </w:r>
     </w:p>
@@ -2052,14 +2466,7 @@
         <w:rPr>
           <w:rFonts w:ascii="Arial" w:hAnsi="Arial" w:cs="Arial"/>
         </w:rPr>
-        <w:t xml:space="preserve">Taken together, the occupational structure functions as a hierarchical filter within the visa system. Higher-skilled roles provide clear routes to sponsorship but remain largely inaccessible to graduates due to experience requirements. Medium-skilled roles, which align </w:t>
-      </w:r>
-      <w:r>
-        <w:rPr>
-          <w:rFonts w:ascii="Arial" w:hAnsi="Arial" w:cs="Arial"/>
-        </w:rPr>
-        <w:lastRenderedPageBreak/>
-        <w:t>more closely with early-career employment, are constrained by policy restrictions. Meanwhile, lower-skilled roles may offer sponsorship through exception mechanisms but fall outside typical graduate trajectories.</w:t>
+        <w:t>Taken together, the occupational structure functions as a hierarchical filter within the visa system. Higher-skilled roles provide clear routes to sponsorship but remain largely inaccessible to graduates due to experience requirements. Medium-skilled roles, which align more closely with early-career employment, are constrained by policy restrictions. Meanwhile, lower-skilled roles may offer sponsorship through exception mechanisms but fall outside typical graduate trajectories.</w:t>
       </w:r>
     </w:p>
     <w:p>
@@ -2125,50 +2532,46 @@
         <w:jc w:val="both"/>
         <w:rPr>
           <w:rFonts w:ascii="Arial" w:hAnsi="Arial" w:cs="Arial"/>
-        </w:rPr>
-      </w:pPr>
-      <w:r>
-        <w:rPr>
-          <w:rFonts w:ascii="Arial" w:hAnsi="Arial" w:cs="Arial"/>
-          <w:b/>
-          <w:bCs/>
+          <w:sz w:val="24"/>
+          <w:szCs w:val="24"/>
+        </w:rPr>
+      </w:pPr>
+      <w:r>
+        <w:rPr>
+          <w:rFonts w:ascii="Arial" w:hAnsi="Arial" w:cs="Arial"/>
+          <w:b/>
+          <w:bCs/>
+          <w:sz w:val="24"/>
+          <w:szCs w:val="24"/>
           <w:u w:val="single"/>
         </w:rPr>
-        <w:t>Key Insight</w:t>
-      </w:r>
-      <w:r>
-        <w:rPr>
-          <w:rFonts w:ascii="Arial" w:hAnsi="Arial" w:cs="Arial"/>
-          <w:b/>
-          <w:bCs/>
-          <w:u w:val="single"/>
-        </w:rPr>
-        <w:t>s</w:t>
-      </w:r>
-    </w:p>
-    <w:p>
-      <w:pPr>
-        <w:spacing w:line="276" w:lineRule="auto"/>
-        <w:ind w:left="0" w:firstLine="0"/>
-        <w:jc w:val="both"/>
-        <w:rPr>
-          <w:rFonts w:ascii="Arial" w:hAnsi="Arial" w:cs="Arial"/>
-        </w:rPr>
-      </w:pPr>
-    </w:p>
-    <w:p>
-      <w:pPr>
-        <w:spacing w:line="276" w:lineRule="auto"/>
-        <w:ind w:left="0" w:firstLine="0"/>
-        <w:jc w:val="both"/>
-        <w:rPr>
-          <w:rFonts w:ascii="Arial" w:hAnsi="Arial" w:cs="Arial"/>
-        </w:rPr>
-      </w:pPr>
-      <w:r>
-        <w:rPr>
-          <w:rFonts w:ascii="Arial" w:hAnsi="Arial" w:cs="Arial"/>
-        </w:rPr>
+        <w:t>Key Insights</w:t>
+      </w:r>
+    </w:p>
+    <w:p>
+      <w:pPr>
+        <w:spacing w:line="276" w:lineRule="auto"/>
+        <w:ind w:left="0" w:firstLine="0"/>
+        <w:jc w:val="both"/>
+        <w:rPr>
+          <w:rFonts w:ascii="Arial" w:hAnsi="Arial" w:cs="Arial"/>
+        </w:rPr>
+      </w:pPr>
+    </w:p>
+    <w:p>
+      <w:pPr>
+        <w:spacing w:line="276" w:lineRule="auto"/>
+        <w:ind w:left="0" w:firstLine="0"/>
+        <w:jc w:val="both"/>
+        <w:rPr>
+          <w:rFonts w:ascii="Arial" w:hAnsi="Arial" w:cs="Arial"/>
+        </w:rPr>
+      </w:pPr>
+      <w:r>
+        <w:rPr>
+          <w:rFonts w:ascii="Arial" w:hAnsi="Arial" w:cs="Arial"/>
+        </w:rPr>
+        <w:lastRenderedPageBreak/>
         <w:t>The findings of this analysis indicate that barriers to transitioning from the Graduate Route to the Skilled Worker visa are structural and mutually reinforcing. Salary thresholds, sectoral employment patterns, and occupational eligibility criteria do not operate independently; rather, they interact in ways that collectively restrict access to sponsorship for international graduates.</w:t>
       </w:r>
     </w:p>
@@ -2333,13 +2736,17 @@
         <w:jc w:val="both"/>
         <w:rPr>
           <w:rFonts w:ascii="Arial" w:hAnsi="Arial" w:cs="Arial"/>
-        </w:rPr>
-      </w:pPr>
-      <w:r>
-        <w:rPr>
-          <w:rFonts w:ascii="Arial" w:hAnsi="Arial" w:cs="Arial"/>
-          <w:b/>
-          <w:bCs/>
+          <w:sz w:val="24"/>
+          <w:szCs w:val="24"/>
+        </w:rPr>
+      </w:pPr>
+      <w:r>
+        <w:rPr>
+          <w:rFonts w:ascii="Arial" w:hAnsi="Arial" w:cs="Arial"/>
+          <w:b/>
+          <w:bCs/>
+          <w:sz w:val="24"/>
+          <w:szCs w:val="24"/>
           <w:u w:val="single"/>
         </w:rPr>
         <w:t>Conclusion</w:t>
@@ -2367,7 +2774,19 @@
         <w:rPr>
           <w:rFonts w:ascii="Arial" w:hAnsi="Arial" w:cs="Arial"/>
         </w:rPr>
-        <w:t>This study examined the structural factors affecting the transition of international graduates from the Graduate Route to the Skilled Worker visa in the UK. The findings demonstrate that the transition is constrained not by a lack of graduate employment, but by a misalignment between labour market conditions and immigration policy requirements.</w:t>
+        <w:t xml:space="preserve">This </w:t>
+      </w:r>
+      <w:r>
+        <w:rPr>
+          <w:rFonts w:ascii="Arial" w:hAnsi="Arial" w:cs="Arial"/>
+        </w:rPr>
+        <w:t>report</w:t>
+      </w:r>
+      <w:r>
+        <w:rPr>
+          <w:rFonts w:ascii="Arial" w:hAnsi="Arial" w:cs="Arial"/>
+        </w:rPr>
+        <w:t xml:space="preserve"> examined the structural factors affecting the transition of international graduates from the Graduate Route to the Skilled Worker visa in the UK. The findings demonstrate that the transition is constrained not by a lack of graduate employment, but by a misalignment between labour market conditions and immigration policy requirements.</w:t>
       </w:r>
     </w:p>
     <w:p>
@@ -2419,7 +2838,14 @@
         <w:rPr>
           <w:rFonts w:ascii="Arial" w:hAnsi="Arial" w:cs="Arial"/>
         </w:rPr>
-        <w:t>Overall, the evidence indicates that the Skilled Worker visa system functions less as a broad post-study retention pathway and more as a selective mechanism that filters individuals based on salary level, occupational status, and sectoral distribution. As a result, employment alone is insufficient to guarantee progression onto long-term skilled migration routes.</w:t>
+        <w:t xml:space="preserve">Overall, the evidence indicates that the Skilled Worker visa system functions less as a broad post-study retention pathway and more as a selective mechanism that filters individuals based </w:t>
+      </w:r>
+      <w:r>
+        <w:rPr>
+          <w:rFonts w:ascii="Arial" w:hAnsi="Arial" w:cs="Arial"/>
+        </w:rPr>
+        <w:lastRenderedPageBreak/>
+        <w:t>on salary level, occupational status, and sectoral distribution. As a result, employment alone is insufficient to guarantee progression onto long-term skilled migration routes.</w:t>
       </w:r>
     </w:p>
     <w:p>
@@ -2446,133 +2872,6 @@
           <w:rFonts w:ascii="Arial" w:hAnsi="Arial" w:cs="Arial"/>
         </w:rPr>
         <w:t>These findings highlight a structural tension between post-study work policy objectives and labour market realities, where eligibility for long-term residence is determined by a narrow set of economic and occupational criteria rather than graduate participation in employment.</w:t>
-      </w:r>
-    </w:p>
-    <w:p>
-      <w:pPr>
-        <w:spacing w:line="276" w:lineRule="auto"/>
-        <w:ind w:left="0" w:firstLine="0"/>
-        <w:jc w:val="both"/>
-        <w:rPr>
-          <w:rFonts w:ascii="Arial" w:hAnsi="Arial" w:cs="Arial"/>
-          <w:strike/>
-        </w:rPr>
-      </w:pPr>
-    </w:p>
-    <w:p>
-      <w:pPr>
-        <w:spacing w:line="276" w:lineRule="auto"/>
-        <w:ind w:left="0" w:firstLine="0"/>
-        <w:jc w:val="both"/>
-        <w:rPr>
-          <w:rFonts w:ascii="Arial" w:hAnsi="Arial" w:cs="Arial"/>
-          <w:strike/>
-          <w:color w:val="EE0000"/>
-        </w:rPr>
-      </w:pPr>
-      <w:r>
-        <w:rPr>
-          <w:rFonts w:ascii="Arial" w:hAnsi="Arial" w:cs="Arial"/>
-          <w:strike/>
-          <w:color w:val="EE0000"/>
-        </w:rPr>
-        <w:t>This study examined the barriers affecting international graduates’ transition from the Graduate Route to the Skilled Worker visa in the UK. It found that access to sponsorship is shaped by a combination of structural constraints within both the labour market and immigration system.</w:t>
-      </w:r>
-    </w:p>
-    <w:p>
-      <w:pPr>
-        <w:spacing w:line="276" w:lineRule="auto"/>
-        <w:ind w:left="0" w:firstLine="0"/>
-        <w:jc w:val="both"/>
-        <w:rPr>
-          <w:rFonts w:ascii="Arial" w:hAnsi="Arial" w:cs="Arial"/>
-          <w:strike/>
-          <w:color w:val="EE0000"/>
-        </w:rPr>
-      </w:pPr>
-    </w:p>
-    <w:p>
-      <w:pPr>
-        <w:spacing w:line="276" w:lineRule="auto"/>
-        <w:ind w:left="0" w:firstLine="0"/>
-        <w:jc w:val="both"/>
-        <w:rPr>
-          <w:rFonts w:ascii="Arial" w:hAnsi="Arial" w:cs="Arial"/>
-          <w:strike/>
-          <w:color w:val="EE0000"/>
-        </w:rPr>
-      </w:pPr>
-      <w:r>
-        <w:rPr>
-          <w:rFonts w:ascii="Arial" w:hAnsi="Arial" w:cs="Arial"/>
-          <w:strike/>
-          <w:color w:val="EE0000"/>
-        </w:rPr>
-        <w:t>Overall, the evidence indicates that the transition to Skilled Worker sponsorship is restricted by a misalignment between graduate-level employment conditions and visa eligibility requirements. While graduates participate actively in the labour market, the available routes to sponsorship are concentrated in roles and sectors that do not typically align with entry-level positions.</w:t>
-      </w:r>
-    </w:p>
-    <w:p>
-      <w:pPr>
-        <w:spacing w:line="276" w:lineRule="auto"/>
-        <w:ind w:left="0" w:firstLine="0"/>
-        <w:jc w:val="both"/>
-        <w:rPr>
-          <w:rFonts w:ascii="Arial" w:hAnsi="Arial" w:cs="Arial"/>
-          <w:strike/>
-          <w:color w:val="EE0000"/>
-        </w:rPr>
-      </w:pPr>
-    </w:p>
-    <w:p>
-      <w:pPr>
-        <w:spacing w:line="276" w:lineRule="auto"/>
-        <w:ind w:left="0" w:firstLine="0"/>
-        <w:jc w:val="both"/>
-        <w:rPr>
-          <w:rFonts w:ascii="Arial" w:hAnsi="Arial" w:cs="Arial"/>
-          <w:strike/>
-          <w:color w:val="EE0000"/>
-        </w:rPr>
-      </w:pPr>
-      <w:r>
-        <w:rPr>
-          <w:rFonts w:ascii="Arial" w:hAnsi="Arial" w:cs="Arial"/>
-          <w:strike/>
-          <w:color w:val="EE0000"/>
-        </w:rPr>
-        <w:t>The findings suggest that the current visa framework is primarily structured around experienced and higher-paid employment, rather than early-career progression. As a result, the pathway from study to long-term skilled employment is narrow and uneven for international graduates.</w:t>
-      </w:r>
-    </w:p>
-    <w:p>
-      <w:pPr>
-        <w:spacing w:line="276" w:lineRule="auto"/>
-        <w:ind w:left="0" w:firstLine="0"/>
-        <w:jc w:val="both"/>
-        <w:rPr>
-          <w:rFonts w:ascii="Arial" w:hAnsi="Arial" w:cs="Arial"/>
-          <w:strike/>
-          <w:color w:val="EE0000"/>
-        </w:rPr>
-      </w:pPr>
-    </w:p>
-    <w:p>
-      <w:pPr>
-        <w:spacing w:line="276" w:lineRule="auto"/>
-        <w:ind w:left="0" w:firstLine="0"/>
-        <w:jc w:val="both"/>
-        <w:rPr>
-          <w:rFonts w:ascii="Arial" w:hAnsi="Arial" w:cs="Arial"/>
-          <w:strike/>
-          <w:color w:val="EE0000"/>
-        </w:rPr>
-      </w:pPr>
-      <w:r>
-        <w:rPr>
-          <w:rFonts w:ascii="Arial" w:hAnsi="Arial" w:cs="Arial"/>
-          <w:strike/>
-          <w:color w:val="EE0000"/>
-        </w:rPr>
-        <w:t>These results highlight a broader tension between post-study work policy objectives and labour market realities, where participation in employment does not necessarily translate into eligibility for long-term residency pathways.</w:t>
       </w:r>
     </w:p>
     <w:sectPr>
@@ -2588,6 +2887,155 @@
 <file path=word/numbering.xml><?xml version="1.0" encoding="utf-8"?>
 <w:numbering xmlns:wpc="http://schemas.microsoft.com/office/word/2010/wordprocessingCanvas" xmlns:cx="http://schemas.microsoft.com/office/drawing/2014/chartex" xmlns:cx1="http://schemas.microsoft.com/office/drawing/2015/9/8/chartex" xmlns:cx2="http://schemas.microsoft.com/office/drawing/2015/10/21/chartex" xmlns:cx3="http://schemas.microsoft.com/office/drawing/2016/5/9/chartex" xmlns:cx4="http://schemas.microsoft.com/office/drawing/2016/5/10/chartex" xmlns:cx5="http://schemas.microsoft.com/office/drawing/2016/5/11/chartex" xmlns:cx6="http://schemas.microsoft.com/office/drawing/2016/5/12/chartex" xmlns:cx7="http://schemas.microsoft.com/office/drawing/2016/5/13/chartex" xmlns:cx8="http://schemas.microsoft.com/office/drawing/2016/5/14/chartex" xmlns:mc="http://schemas.openxmlformats.org/markup-compatibility/2006" xmlns:aink="http://schemas.microsoft.com/office/drawing/2016/ink" xmlns:am3d="http://schemas.microsoft.com/office/drawing/2017/model3d" xmlns:o="urn:schemas-microsoft-com:office:office" xmlns:oel="http://schemas.microsoft.com/office/2019/extlst" xmlns:r="http://schemas.openxmlformats.org/officeDocument/2006/relationships" xmlns:m="http://schemas.openxmlformats.org/officeDocument/2006/math" xmlns:v="urn:schemas-microsoft-com:vml" xmlns:wp14="http://schemas.microsoft.com/office/word/2010/wordprocessingDrawing" xmlns:wp="http://schemas.openxmlformats.org/drawingml/2006/wordprocessingDrawing" xmlns:w10="urn:schemas-microsoft-com:office:word" xmlns:w="http://schemas.openxmlformats.org/wordprocessingml/2006/main" xmlns:w14="http://schemas.microsoft.com/office/word/2010/wordml" xmlns:w15="http://schemas.microsoft.com/office/word/2012/wordml" xmlns:w16cex="http://schemas.microsoft.com/office/word/2018/wordml/cex" xmlns:w16cid="http://schemas.microsoft.com/office/word/2016/wordml/cid" xmlns:w16="http://schemas.microsoft.com/office/word/2018/wordml" xmlns:w16du="http://schemas.microsoft.com/office/word/2023/wordml/word16du" xmlns:w16sdtdh="http://schemas.microsoft.com/office/word/2020/wordml/sdtdatahash" xmlns:w16sdtfl="http://schemas.microsoft.com/office/word/2024/wordml/sdtformatlock" xmlns:w16se="http://schemas.microsoft.com/office/word/2015/wordml/symex" xmlns:wpg="http://schemas.microsoft.com/office/word/2010/wordprocessingGroup" xmlns:wpi="http://schemas.microsoft.com/office/word/2010/wordprocessingInk" xmlns:wne="http://schemas.microsoft.com/office/word/2006/wordml" xmlns:wps="http://schemas.microsoft.com/office/word/2010/wordprocessingShape" mc:Ignorable="w14 w15 w16se w16cid w16 w16cex w16sdtdh w16sdtfl w16du wp14">
   <w:abstractNum w:abstractNumId="0" w15:restartNumberingAfterBreak="0">
+    <w:nsid w:val="04F31E8A"/>
+    <w:multiLevelType w:val="multilevel"/>
+    <w:tmpl w:val="BCCECCDE"/>
+    <w:lvl w:ilvl="0">
+      <w:start w:val="1"/>
+      <w:numFmt w:val="bullet"/>
+      <w:lvlText w:val=""/>
+      <w:lvlJc w:val="left"/>
+      <w:pPr>
+        <w:tabs>
+          <w:tab w:val="num" w:pos="720"/>
+        </w:tabs>
+        <w:ind w:left="720" w:hanging="360"/>
+      </w:pPr>
+      <w:rPr>
+        <w:rFonts w:ascii="Symbol" w:hAnsi="Symbol" w:hint="default"/>
+        <w:sz w:val="20"/>
+      </w:rPr>
+    </w:lvl>
+    <w:lvl w:ilvl="1" w:tentative="1">
+      <w:start w:val="1"/>
+      <w:numFmt w:val="bullet"/>
+      <w:lvlText w:val="o"/>
+      <w:lvlJc w:val="left"/>
+      <w:pPr>
+        <w:tabs>
+          <w:tab w:val="num" w:pos="1440"/>
+        </w:tabs>
+        <w:ind w:left="1440" w:hanging="360"/>
+      </w:pPr>
+      <w:rPr>
+        <w:rFonts w:ascii="Courier New" w:hAnsi="Courier New" w:hint="default"/>
+        <w:sz w:val="20"/>
+      </w:rPr>
+    </w:lvl>
+    <w:lvl w:ilvl="2" w:tentative="1">
+      <w:start w:val="1"/>
+      <w:numFmt w:val="bullet"/>
+      <w:lvlText w:val=""/>
+      <w:lvlJc w:val="left"/>
+      <w:pPr>
+        <w:tabs>
+          <w:tab w:val="num" w:pos="2160"/>
+        </w:tabs>
+        <w:ind w:left="2160" w:hanging="360"/>
+      </w:pPr>
+      <w:rPr>
+        <w:rFonts w:ascii="Wingdings" w:hAnsi="Wingdings" w:hint="default"/>
+        <w:sz w:val="20"/>
+      </w:rPr>
+    </w:lvl>
+    <w:lvl w:ilvl="3" w:tentative="1">
+      <w:start w:val="1"/>
+      <w:numFmt w:val="bullet"/>
+      <w:lvlText w:val=""/>
+      <w:lvlJc w:val="left"/>
+      <w:pPr>
+        <w:tabs>
+          <w:tab w:val="num" w:pos="2880"/>
+        </w:tabs>
+        <w:ind w:left="2880" w:hanging="360"/>
+      </w:pPr>
+      <w:rPr>
+        <w:rFonts w:ascii="Wingdings" w:hAnsi="Wingdings" w:hint="default"/>
+        <w:sz w:val="20"/>
+      </w:rPr>
+    </w:lvl>
+    <w:lvl w:ilvl="4" w:tentative="1">
+      <w:start w:val="1"/>
+      <w:numFmt w:val="bullet"/>
+      <w:lvlText w:val=""/>
+      <w:lvlJc w:val="left"/>
+      <w:pPr>
+        <w:tabs>
+          <w:tab w:val="num" w:pos="3600"/>
+        </w:tabs>
+        <w:ind w:left="3600" w:hanging="360"/>
+      </w:pPr>
+      <w:rPr>
+        <w:rFonts w:ascii="Wingdings" w:hAnsi="Wingdings" w:hint="default"/>
+        <w:sz w:val="20"/>
+      </w:rPr>
+    </w:lvl>
+    <w:lvl w:ilvl="5" w:tentative="1">
+      <w:start w:val="1"/>
+      <w:numFmt w:val="bullet"/>
+      <w:lvlText w:val=""/>
+      <w:lvlJc w:val="left"/>
+      <w:pPr>
+        <w:tabs>
+          <w:tab w:val="num" w:pos="4320"/>
+        </w:tabs>
+        <w:ind w:left="4320" w:hanging="360"/>
+      </w:pPr>
+      <w:rPr>
+        <w:rFonts w:ascii="Wingdings" w:hAnsi="Wingdings" w:hint="default"/>
+        <w:sz w:val="20"/>
+      </w:rPr>
+    </w:lvl>
+    <w:lvl w:ilvl="6" w:tentative="1">
+      <w:start w:val="1"/>
+      <w:numFmt w:val="bullet"/>
+      <w:lvlText w:val=""/>
+      <w:lvlJc w:val="left"/>
+      <w:pPr>
+        <w:tabs>
+          <w:tab w:val="num" w:pos="5040"/>
+        </w:tabs>
+        <w:ind w:left="5040" w:hanging="360"/>
+      </w:pPr>
+      <w:rPr>
+        <w:rFonts w:ascii="Wingdings" w:hAnsi="Wingdings" w:hint="default"/>
+        <w:sz w:val="20"/>
+      </w:rPr>
+    </w:lvl>
+    <w:lvl w:ilvl="7" w:tentative="1">
+      <w:start w:val="1"/>
+      <w:numFmt w:val="bullet"/>
+      <w:lvlText w:val=""/>
+      <w:lvlJc w:val="left"/>
+      <w:pPr>
+        <w:tabs>
+          <w:tab w:val="num" w:pos="5760"/>
+        </w:tabs>
+        <w:ind w:left="5760" w:hanging="360"/>
+      </w:pPr>
+      <w:rPr>
+        <w:rFonts w:ascii="Wingdings" w:hAnsi="Wingdings" w:hint="default"/>
+        <w:sz w:val="20"/>
+      </w:rPr>
+    </w:lvl>
+    <w:lvl w:ilvl="8" w:tentative="1">
+      <w:start w:val="1"/>
+      <w:numFmt w:val="bullet"/>
+      <w:lvlText w:val=""/>
+      <w:lvlJc w:val="left"/>
+      <w:pPr>
+        <w:tabs>
+          <w:tab w:val="num" w:pos="6480"/>
+        </w:tabs>
+        <w:ind w:left="6480" w:hanging="360"/>
+      </w:pPr>
+      <w:rPr>
+        <w:rFonts w:ascii="Wingdings" w:hAnsi="Wingdings" w:hint="default"/>
+        <w:sz w:val="20"/>
+      </w:rPr>
+    </w:lvl>
+  </w:abstractNum>
+  <w:abstractNum w:abstractNumId="1" w15:restartNumberingAfterBreak="0">
     <w:nsid w:val="0D7904E0"/>
     <w:multiLevelType w:val="hybridMultilevel"/>
     <w:tmpl w:val="5F4A1FC4"/>
@@ -2700,7 +3148,7 @@
       </w:rPr>
     </w:lvl>
   </w:abstractNum>
-  <w:abstractNum w:abstractNumId="1" w15:restartNumberingAfterBreak="0">
+  <w:abstractNum w:abstractNumId="2" w15:restartNumberingAfterBreak="0">
     <w:nsid w:val="26EC55E9"/>
     <w:multiLevelType w:val="multilevel"/>
     <w:tmpl w:val="3400655A"/>
@@ -2825,7 +3273,305 @@
       </w:rPr>
     </w:lvl>
   </w:abstractNum>
-  <w:abstractNum w:abstractNumId="2" w15:restartNumberingAfterBreak="0">
+  <w:abstractNum w:abstractNumId="3" w15:restartNumberingAfterBreak="0">
+    <w:nsid w:val="28027FCD"/>
+    <w:multiLevelType w:val="multilevel"/>
+    <w:tmpl w:val="526A0CC8"/>
+    <w:lvl w:ilvl="0">
+      <w:start w:val="1"/>
+      <w:numFmt w:val="bullet"/>
+      <w:lvlText w:val=""/>
+      <w:lvlJc w:val="left"/>
+      <w:pPr>
+        <w:tabs>
+          <w:tab w:val="num" w:pos="720"/>
+        </w:tabs>
+        <w:ind w:left="720" w:hanging="360"/>
+      </w:pPr>
+      <w:rPr>
+        <w:rFonts w:ascii="Symbol" w:hAnsi="Symbol" w:hint="default"/>
+        <w:sz w:val="20"/>
+      </w:rPr>
+    </w:lvl>
+    <w:lvl w:ilvl="1" w:tentative="1">
+      <w:start w:val="1"/>
+      <w:numFmt w:val="bullet"/>
+      <w:lvlText w:val="o"/>
+      <w:lvlJc w:val="left"/>
+      <w:pPr>
+        <w:tabs>
+          <w:tab w:val="num" w:pos="1440"/>
+        </w:tabs>
+        <w:ind w:left="1440" w:hanging="360"/>
+      </w:pPr>
+      <w:rPr>
+        <w:rFonts w:ascii="Courier New" w:hAnsi="Courier New" w:hint="default"/>
+        <w:sz w:val="20"/>
+      </w:rPr>
+    </w:lvl>
+    <w:lvl w:ilvl="2" w:tentative="1">
+      <w:start w:val="1"/>
+      <w:numFmt w:val="bullet"/>
+      <w:lvlText w:val=""/>
+      <w:lvlJc w:val="left"/>
+      <w:pPr>
+        <w:tabs>
+          <w:tab w:val="num" w:pos="2160"/>
+        </w:tabs>
+        <w:ind w:left="2160" w:hanging="360"/>
+      </w:pPr>
+      <w:rPr>
+        <w:rFonts w:ascii="Wingdings" w:hAnsi="Wingdings" w:hint="default"/>
+        <w:sz w:val="20"/>
+      </w:rPr>
+    </w:lvl>
+    <w:lvl w:ilvl="3" w:tentative="1">
+      <w:start w:val="1"/>
+      <w:numFmt w:val="bullet"/>
+      <w:lvlText w:val=""/>
+      <w:lvlJc w:val="left"/>
+      <w:pPr>
+        <w:tabs>
+          <w:tab w:val="num" w:pos="2880"/>
+        </w:tabs>
+        <w:ind w:left="2880" w:hanging="360"/>
+      </w:pPr>
+      <w:rPr>
+        <w:rFonts w:ascii="Wingdings" w:hAnsi="Wingdings" w:hint="default"/>
+        <w:sz w:val="20"/>
+      </w:rPr>
+    </w:lvl>
+    <w:lvl w:ilvl="4" w:tentative="1">
+      <w:start w:val="1"/>
+      <w:numFmt w:val="bullet"/>
+      <w:lvlText w:val=""/>
+      <w:lvlJc w:val="left"/>
+      <w:pPr>
+        <w:tabs>
+          <w:tab w:val="num" w:pos="3600"/>
+        </w:tabs>
+        <w:ind w:left="3600" w:hanging="360"/>
+      </w:pPr>
+      <w:rPr>
+        <w:rFonts w:ascii="Wingdings" w:hAnsi="Wingdings" w:hint="default"/>
+        <w:sz w:val="20"/>
+      </w:rPr>
+    </w:lvl>
+    <w:lvl w:ilvl="5" w:tentative="1">
+      <w:start w:val="1"/>
+      <w:numFmt w:val="bullet"/>
+      <w:lvlText w:val=""/>
+      <w:lvlJc w:val="left"/>
+      <w:pPr>
+        <w:tabs>
+          <w:tab w:val="num" w:pos="4320"/>
+        </w:tabs>
+        <w:ind w:left="4320" w:hanging="360"/>
+      </w:pPr>
+      <w:rPr>
+        <w:rFonts w:ascii="Wingdings" w:hAnsi="Wingdings" w:hint="default"/>
+        <w:sz w:val="20"/>
+      </w:rPr>
+    </w:lvl>
+    <w:lvl w:ilvl="6" w:tentative="1">
+      <w:start w:val="1"/>
+      <w:numFmt w:val="bullet"/>
+      <w:lvlText w:val=""/>
+      <w:lvlJc w:val="left"/>
+      <w:pPr>
+        <w:tabs>
+          <w:tab w:val="num" w:pos="5040"/>
+        </w:tabs>
+        <w:ind w:left="5040" w:hanging="360"/>
+      </w:pPr>
+      <w:rPr>
+        <w:rFonts w:ascii="Wingdings" w:hAnsi="Wingdings" w:hint="default"/>
+        <w:sz w:val="20"/>
+      </w:rPr>
+    </w:lvl>
+    <w:lvl w:ilvl="7" w:tentative="1">
+      <w:start w:val="1"/>
+      <w:numFmt w:val="bullet"/>
+      <w:lvlText w:val=""/>
+      <w:lvlJc w:val="left"/>
+      <w:pPr>
+        <w:tabs>
+          <w:tab w:val="num" w:pos="5760"/>
+        </w:tabs>
+        <w:ind w:left="5760" w:hanging="360"/>
+      </w:pPr>
+      <w:rPr>
+        <w:rFonts w:ascii="Wingdings" w:hAnsi="Wingdings" w:hint="default"/>
+        <w:sz w:val="20"/>
+      </w:rPr>
+    </w:lvl>
+    <w:lvl w:ilvl="8" w:tentative="1">
+      <w:start w:val="1"/>
+      <w:numFmt w:val="bullet"/>
+      <w:lvlText w:val=""/>
+      <w:lvlJc w:val="left"/>
+      <w:pPr>
+        <w:tabs>
+          <w:tab w:val="num" w:pos="6480"/>
+        </w:tabs>
+        <w:ind w:left="6480" w:hanging="360"/>
+      </w:pPr>
+      <w:rPr>
+        <w:rFonts w:ascii="Wingdings" w:hAnsi="Wingdings" w:hint="default"/>
+        <w:sz w:val="20"/>
+      </w:rPr>
+    </w:lvl>
+  </w:abstractNum>
+  <w:abstractNum w:abstractNumId="4" w15:restartNumberingAfterBreak="0">
+    <w:nsid w:val="37CE1985"/>
+    <w:multiLevelType w:val="multilevel"/>
+    <w:tmpl w:val="5EB252C6"/>
+    <w:lvl w:ilvl="0">
+      <w:start w:val="1"/>
+      <w:numFmt w:val="bullet"/>
+      <w:lvlText w:val=""/>
+      <w:lvlJc w:val="left"/>
+      <w:pPr>
+        <w:tabs>
+          <w:tab w:val="num" w:pos="720"/>
+        </w:tabs>
+        <w:ind w:left="720" w:hanging="360"/>
+      </w:pPr>
+      <w:rPr>
+        <w:rFonts w:ascii="Symbol" w:hAnsi="Symbol" w:hint="default"/>
+        <w:sz w:val="20"/>
+      </w:rPr>
+    </w:lvl>
+    <w:lvl w:ilvl="1" w:tentative="1">
+      <w:start w:val="1"/>
+      <w:numFmt w:val="bullet"/>
+      <w:lvlText w:val="o"/>
+      <w:lvlJc w:val="left"/>
+      <w:pPr>
+        <w:tabs>
+          <w:tab w:val="num" w:pos="1440"/>
+        </w:tabs>
+        <w:ind w:left="1440" w:hanging="360"/>
+      </w:pPr>
+      <w:rPr>
+        <w:rFonts w:ascii="Courier New" w:hAnsi="Courier New" w:hint="default"/>
+        <w:sz w:val="20"/>
+      </w:rPr>
+    </w:lvl>
+    <w:lvl w:ilvl="2" w:tentative="1">
+      <w:start w:val="1"/>
+      <w:numFmt w:val="bullet"/>
+      <w:lvlText w:val=""/>
+      <w:lvlJc w:val="left"/>
+      <w:pPr>
+        <w:tabs>
+          <w:tab w:val="num" w:pos="2160"/>
+        </w:tabs>
+        <w:ind w:left="2160" w:hanging="360"/>
+      </w:pPr>
+      <w:rPr>
+        <w:rFonts w:ascii="Wingdings" w:hAnsi="Wingdings" w:hint="default"/>
+        <w:sz w:val="20"/>
+      </w:rPr>
+    </w:lvl>
+    <w:lvl w:ilvl="3" w:tentative="1">
+      <w:start w:val="1"/>
+      <w:numFmt w:val="bullet"/>
+      <w:lvlText w:val=""/>
+      <w:lvlJc w:val="left"/>
+      <w:pPr>
+        <w:tabs>
+          <w:tab w:val="num" w:pos="2880"/>
+        </w:tabs>
+        <w:ind w:left="2880" w:hanging="360"/>
+      </w:pPr>
+      <w:rPr>
+        <w:rFonts w:ascii="Wingdings" w:hAnsi="Wingdings" w:hint="default"/>
+        <w:sz w:val="20"/>
+      </w:rPr>
+    </w:lvl>
+    <w:lvl w:ilvl="4" w:tentative="1">
+      <w:start w:val="1"/>
+      <w:numFmt w:val="bullet"/>
+      <w:lvlText w:val=""/>
+      <w:lvlJc w:val="left"/>
+      <w:pPr>
+        <w:tabs>
+          <w:tab w:val="num" w:pos="3600"/>
+        </w:tabs>
+        <w:ind w:left="3600" w:hanging="360"/>
+      </w:pPr>
+      <w:rPr>
+        <w:rFonts w:ascii="Wingdings" w:hAnsi="Wingdings" w:hint="default"/>
+        <w:sz w:val="20"/>
+      </w:rPr>
+    </w:lvl>
+    <w:lvl w:ilvl="5" w:tentative="1">
+      <w:start w:val="1"/>
+      <w:numFmt w:val="bullet"/>
+      <w:lvlText w:val=""/>
+      <w:lvlJc w:val="left"/>
+      <w:pPr>
+        <w:tabs>
+          <w:tab w:val="num" w:pos="4320"/>
+        </w:tabs>
+        <w:ind w:left="4320" w:hanging="360"/>
+      </w:pPr>
+      <w:rPr>
+        <w:rFonts w:ascii="Wingdings" w:hAnsi="Wingdings" w:hint="default"/>
+        <w:sz w:val="20"/>
+      </w:rPr>
+    </w:lvl>
+    <w:lvl w:ilvl="6" w:tentative="1">
+      <w:start w:val="1"/>
+      <w:numFmt w:val="bullet"/>
+      <w:lvlText w:val=""/>
+      <w:lvlJc w:val="left"/>
+      <w:pPr>
+        <w:tabs>
+          <w:tab w:val="num" w:pos="5040"/>
+        </w:tabs>
+        <w:ind w:left="5040" w:hanging="360"/>
+      </w:pPr>
+      <w:rPr>
+        <w:rFonts w:ascii="Wingdings" w:hAnsi="Wingdings" w:hint="default"/>
+        <w:sz w:val="20"/>
+      </w:rPr>
+    </w:lvl>
+    <w:lvl w:ilvl="7" w:tentative="1">
+      <w:start w:val="1"/>
+      <w:numFmt w:val="bullet"/>
+      <w:lvlText w:val=""/>
+      <w:lvlJc w:val="left"/>
+      <w:pPr>
+        <w:tabs>
+          <w:tab w:val="num" w:pos="5760"/>
+        </w:tabs>
+        <w:ind w:left="5760" w:hanging="360"/>
+      </w:pPr>
+      <w:rPr>
+        <w:rFonts w:ascii="Wingdings" w:hAnsi="Wingdings" w:hint="default"/>
+        <w:sz w:val="20"/>
+      </w:rPr>
+    </w:lvl>
+    <w:lvl w:ilvl="8" w:tentative="1">
+      <w:start w:val="1"/>
+      <w:numFmt w:val="bullet"/>
+      <w:lvlText w:val=""/>
+      <w:lvlJc w:val="left"/>
+      <w:pPr>
+        <w:tabs>
+          <w:tab w:val="num" w:pos="6480"/>
+        </w:tabs>
+        <w:ind w:left="6480" w:hanging="360"/>
+      </w:pPr>
+      <w:rPr>
+        <w:rFonts w:ascii="Wingdings" w:hAnsi="Wingdings" w:hint="default"/>
+        <w:sz w:val="20"/>
+      </w:rPr>
+    </w:lvl>
+  </w:abstractNum>
+  <w:abstractNum w:abstractNumId="5" w15:restartNumberingAfterBreak="0">
     <w:nsid w:val="4516270C"/>
     <w:multiLevelType w:val="multilevel"/>
     <w:tmpl w:val="3DA07828"/>
@@ -2938,7 +3684,7 @@
       </w:pPr>
     </w:lvl>
   </w:abstractNum>
-  <w:abstractNum w:abstractNumId="3" w15:restartNumberingAfterBreak="0">
+  <w:abstractNum w:abstractNumId="6" w15:restartNumberingAfterBreak="0">
     <w:nsid w:val="4EA37AD3"/>
     <w:multiLevelType w:val="hybridMultilevel"/>
     <w:tmpl w:val="74F2D812"/>
@@ -3051,17 +3797,142 @@
       </w:rPr>
     </w:lvl>
   </w:abstractNum>
+  <w:abstractNum w:abstractNumId="7" w15:restartNumberingAfterBreak="0">
+    <w:nsid w:val="55D50768"/>
+    <w:multiLevelType w:val="hybridMultilevel"/>
+    <w:tmpl w:val="9B8E3DD8"/>
+    <w:lvl w:ilvl="0" w:tplc="40090001">
+      <w:start w:val="1"/>
+      <w:numFmt w:val="bullet"/>
+      <w:lvlText w:val=""/>
+      <w:lvlJc w:val="left"/>
+      <w:pPr>
+        <w:ind w:left="360" w:hanging="360"/>
+      </w:pPr>
+      <w:rPr>
+        <w:rFonts w:ascii="Symbol" w:hAnsi="Symbol" w:hint="default"/>
+      </w:rPr>
+    </w:lvl>
+    <w:lvl w:ilvl="1" w:tplc="FFFFFFFF" w:tentative="1">
+      <w:start w:val="1"/>
+      <w:numFmt w:val="bullet"/>
+      <w:lvlText w:val="o"/>
+      <w:lvlJc w:val="left"/>
+      <w:pPr>
+        <w:ind w:left="1080" w:hanging="360"/>
+      </w:pPr>
+      <w:rPr>
+        <w:rFonts w:ascii="Courier New" w:hAnsi="Courier New" w:cs="Courier New" w:hint="default"/>
+      </w:rPr>
+    </w:lvl>
+    <w:lvl w:ilvl="2" w:tplc="FFFFFFFF" w:tentative="1">
+      <w:start w:val="1"/>
+      <w:numFmt w:val="bullet"/>
+      <w:lvlText w:val=""/>
+      <w:lvlJc w:val="left"/>
+      <w:pPr>
+        <w:ind w:left="1800" w:hanging="360"/>
+      </w:pPr>
+      <w:rPr>
+        <w:rFonts w:ascii="Wingdings" w:hAnsi="Wingdings" w:hint="default"/>
+      </w:rPr>
+    </w:lvl>
+    <w:lvl w:ilvl="3" w:tplc="FFFFFFFF" w:tentative="1">
+      <w:start w:val="1"/>
+      <w:numFmt w:val="bullet"/>
+      <w:lvlText w:val=""/>
+      <w:lvlJc w:val="left"/>
+      <w:pPr>
+        <w:ind w:left="2520" w:hanging="360"/>
+      </w:pPr>
+      <w:rPr>
+        <w:rFonts w:ascii="Symbol" w:hAnsi="Symbol" w:hint="default"/>
+      </w:rPr>
+    </w:lvl>
+    <w:lvl w:ilvl="4" w:tplc="FFFFFFFF" w:tentative="1">
+      <w:start w:val="1"/>
+      <w:numFmt w:val="bullet"/>
+      <w:lvlText w:val="o"/>
+      <w:lvlJc w:val="left"/>
+      <w:pPr>
+        <w:ind w:left="3240" w:hanging="360"/>
+      </w:pPr>
+      <w:rPr>
+        <w:rFonts w:ascii="Courier New" w:hAnsi="Courier New" w:cs="Courier New" w:hint="default"/>
+      </w:rPr>
+    </w:lvl>
+    <w:lvl w:ilvl="5" w:tplc="FFFFFFFF" w:tentative="1">
+      <w:start w:val="1"/>
+      <w:numFmt w:val="bullet"/>
+      <w:lvlText w:val=""/>
+      <w:lvlJc w:val="left"/>
+      <w:pPr>
+        <w:ind w:left="3960" w:hanging="360"/>
+      </w:pPr>
+      <w:rPr>
+        <w:rFonts w:ascii="Wingdings" w:hAnsi="Wingdings" w:hint="default"/>
+      </w:rPr>
+    </w:lvl>
+    <w:lvl w:ilvl="6" w:tplc="FFFFFFFF" w:tentative="1">
+      <w:start w:val="1"/>
+      <w:numFmt w:val="bullet"/>
+      <w:lvlText w:val=""/>
+      <w:lvlJc w:val="left"/>
+      <w:pPr>
+        <w:ind w:left="4680" w:hanging="360"/>
+      </w:pPr>
+      <w:rPr>
+        <w:rFonts w:ascii="Symbol" w:hAnsi="Symbol" w:hint="default"/>
+      </w:rPr>
+    </w:lvl>
+    <w:lvl w:ilvl="7" w:tplc="FFFFFFFF" w:tentative="1">
+      <w:start w:val="1"/>
+      <w:numFmt w:val="bullet"/>
+      <w:lvlText w:val="o"/>
+      <w:lvlJc w:val="left"/>
+      <w:pPr>
+        <w:ind w:left="5400" w:hanging="360"/>
+      </w:pPr>
+      <w:rPr>
+        <w:rFonts w:ascii="Courier New" w:hAnsi="Courier New" w:cs="Courier New" w:hint="default"/>
+      </w:rPr>
+    </w:lvl>
+    <w:lvl w:ilvl="8" w:tplc="FFFFFFFF" w:tentative="1">
+      <w:start w:val="1"/>
+      <w:numFmt w:val="bullet"/>
+      <w:lvlText w:val=""/>
+      <w:lvlJc w:val="left"/>
+      <w:pPr>
+        <w:ind w:left="6120" w:hanging="360"/>
+      </w:pPr>
+      <w:rPr>
+        <w:rFonts w:ascii="Wingdings" w:hAnsi="Wingdings" w:hint="default"/>
+      </w:rPr>
+    </w:lvl>
+  </w:abstractNum>
   <w:num w:numId="1" w16cid:durableId="56242749">
+    <w:abstractNumId w:val="5"/>
+  </w:num>
+  <w:num w:numId="2" w16cid:durableId="1998344757">
     <w:abstractNumId w:val="2"/>
   </w:num>
-  <w:num w:numId="2" w16cid:durableId="1998344757">
+  <w:num w:numId="3" w16cid:durableId="1704405389">
+    <w:abstractNumId w:val="6"/>
+  </w:num>
+  <w:num w:numId="4" w16cid:durableId="1055857258">
     <w:abstractNumId w:val="1"/>
   </w:num>
-  <w:num w:numId="3" w16cid:durableId="1704405389">
+  <w:num w:numId="5" w16cid:durableId="1397128021">
+    <w:abstractNumId w:val="7"/>
+  </w:num>
+  <w:num w:numId="6" w16cid:durableId="229463104">
+    <w:abstractNumId w:val="0"/>
+  </w:num>
+  <w:num w:numId="7" w16cid:durableId="1646546861">
     <w:abstractNumId w:val="3"/>
   </w:num>
-  <w:num w:numId="4" w16cid:durableId="1055857258">
-    <w:abstractNumId w:val="0"/>
+  <w:num w:numId="8" w16cid:durableId="49425324">
+    <w:abstractNumId w:val="4"/>
   </w:num>
 </w:numbering>
 </file>
@@ -4031,6 +4902,22 @@
       <w:u w:val="single"/>
     </w:rPr>
   </w:style>
+  <w:style w:type="character" w:customStyle="1" w:styleId="t286pc">
+    <w:name w:val="t286pc"/>
+    <w:basedOn w:val="DefaultParagraphFont"/>
+    <w:rsid w:val="00B52D69"/>
+  </w:style>
+  <w:style w:type="character" w:styleId="Strong">
+    <w:name w:val="Strong"/>
+    <w:basedOn w:val="DefaultParagraphFont"/>
+    <w:uiPriority w:val="22"/>
+    <w:qFormat/>
+    <w:rsid w:val="00B52D69"/>
+    <w:rPr>
+      <w:b/>
+      <w:bCs/>
+    </w:rPr>
+  </w:style>
 </w:styles>
 </file>
 

--- a/uk-skilled-worker-visa-analysis-report.docx
+++ b/uk-skilled-worker-visa-analysis-report.docx
@@ -122,119 +122,59 @@
         <w:rPr>
           <w:rFonts w:ascii="Arial" w:hAnsi="Arial" w:cs="Arial"/>
         </w:rPr>
-        <w:t>Many international graduates in the United Kingdom successfully secure employment after completing their studies. However, a significant proportion are unable to transition from the Graduate Route visa to the Skilled Worker visa, often resulting in their departure from the UK labour market.</w:t>
-      </w:r>
-    </w:p>
-    <w:p>
-      <w:pPr>
-        <w:spacing w:line="276" w:lineRule="auto"/>
-        <w:ind w:left="0" w:firstLine="0"/>
-        <w:jc w:val="both"/>
-        <w:rPr>
-          <w:rFonts w:ascii="Arial" w:hAnsi="Arial" w:cs="Arial"/>
-        </w:rPr>
-      </w:pPr>
-    </w:p>
-    <w:p>
-      <w:pPr>
-        <w:spacing w:line="276" w:lineRule="auto"/>
-        <w:ind w:left="0" w:firstLine="0"/>
-        <w:jc w:val="both"/>
-        <w:rPr>
-          <w:rFonts w:ascii="Arial" w:hAnsi="Arial" w:cs="Arial"/>
-        </w:rPr>
-      </w:pPr>
-      <w:r>
-        <w:rPr>
-          <w:rFonts w:ascii="Arial" w:hAnsi="Arial" w:cs="Arial"/>
-        </w:rPr>
-        <w:t xml:space="preserve">This issue has become </w:t>
-      </w:r>
-      <w:r>
-        <w:rPr>
-          <w:rFonts w:ascii="Arial" w:hAnsi="Arial" w:cs="Arial"/>
-        </w:rPr>
-        <w:t>more prominent</w:t>
-      </w:r>
-      <w:r>
-        <w:rPr>
-          <w:rFonts w:ascii="Arial" w:hAnsi="Arial" w:cs="Arial"/>
-        </w:rPr>
-        <w:t xml:space="preserve"> following major immigration policy changes introduced in 2024, including higher salary thresholds and revised occupational eligibility criteria. These changes have raised concerns about whether current visa requirements align with the realities of graduate-level employment.</w:t>
-      </w:r>
-    </w:p>
-    <w:p>
-      <w:pPr>
-        <w:spacing w:line="276" w:lineRule="auto"/>
-        <w:ind w:left="0" w:firstLine="0"/>
-        <w:jc w:val="both"/>
-        <w:rPr>
-          <w:rFonts w:ascii="Arial" w:hAnsi="Arial" w:cs="Arial"/>
-        </w:rPr>
-      </w:pPr>
-    </w:p>
-    <w:p>
-      <w:pPr>
-        <w:spacing w:line="276" w:lineRule="auto"/>
-        <w:ind w:left="0" w:firstLine="0"/>
-        <w:jc w:val="both"/>
-        <w:rPr>
-          <w:rFonts w:ascii="Arial" w:hAnsi="Arial" w:cs="Arial"/>
-        </w:rPr>
-      </w:pPr>
-      <w:r>
-        <w:rPr>
-          <w:rFonts w:ascii="Arial" w:hAnsi="Arial" w:cs="Arial"/>
-        </w:rPr>
-        <w:t xml:space="preserve">This </w:t>
-      </w:r>
-      <w:r>
-        <w:rPr>
-          <w:rFonts w:ascii="Arial" w:hAnsi="Arial" w:cs="Arial"/>
-        </w:rPr>
-        <w:t>project</w:t>
-      </w:r>
-      <w:r>
-        <w:rPr>
-          <w:rFonts w:ascii="Arial" w:hAnsi="Arial" w:cs="Arial"/>
-        </w:rPr>
-        <w:t xml:space="preserve"> analyses</w:t>
-      </w:r>
-      <w:r>
-        <w:rPr>
-          <w:rFonts w:ascii="Arial" w:hAnsi="Arial" w:cs="Arial"/>
-        </w:rPr>
-        <w:t xml:space="preserve"> </w:t>
-      </w:r>
-      <w:r>
-        <w:rPr>
-          <w:rFonts w:ascii="Arial" w:hAnsi="Arial" w:cs="Arial"/>
-        </w:rPr>
-        <w:t xml:space="preserve">the structural factors that limit the ability of international graduates to transition to Skilled Worker sponsorship. Specifically, it focuses on the interaction between salary thresholds, occupational eligibility, </w:t>
-      </w:r>
-      <w:r>
-        <w:rPr>
-          <w:rFonts w:ascii="Arial" w:hAnsi="Arial" w:cs="Arial"/>
-        </w:rPr>
-        <w:t xml:space="preserve">and </w:t>
-      </w:r>
-      <w:r>
-        <w:rPr>
-          <w:rFonts w:ascii="Arial" w:hAnsi="Arial" w:cs="Arial"/>
-        </w:rPr>
-        <w:t xml:space="preserve">sectoral employment patterns. The analysis is based on datasets </w:t>
-      </w:r>
-      <w:r>
-        <w:rPr>
-          <w:rFonts w:ascii="Arial" w:hAnsi="Arial" w:cs="Arial"/>
-        </w:rPr>
-        <w:t>covering the period from 2024 to 2025</w:t>
-      </w:r>
-      <w:r>
-        <w:rPr>
-          <w:rFonts w:ascii="Arial" w:hAnsi="Arial" w:cs="Arial"/>
-        </w:rPr>
-        <w:t>, allowing for an assessment of the impact of recent policy changes.</w:t>
+        <w:t>International graduates in the United Kingdom increasingly face difficulty transitioning from the Graduate Route visa to the Skilled Worker visa, despite successfully entering the labour market after completing their studies. While post-study work pathways were designed to facilitate retention of skilled talent, recent immigration policy changes have raised questions about their effectiveness in practice.</w:t>
+      </w:r>
+    </w:p>
+    <w:p>
+      <w:pPr>
+        <w:spacing w:line="276" w:lineRule="auto"/>
+        <w:ind w:left="0" w:firstLine="0"/>
+        <w:jc w:val="both"/>
+        <w:rPr>
+          <w:rFonts w:ascii="Arial" w:hAnsi="Arial" w:cs="Arial"/>
+        </w:rPr>
+      </w:pPr>
+    </w:p>
+    <w:p>
+      <w:pPr>
+        <w:spacing w:line="276" w:lineRule="auto"/>
+        <w:ind w:left="0" w:firstLine="0"/>
+        <w:jc w:val="both"/>
+        <w:rPr>
+          <w:rFonts w:ascii="Arial" w:hAnsi="Arial" w:cs="Arial"/>
+        </w:rPr>
+      </w:pPr>
+      <w:r>
+        <w:rPr>
+          <w:rFonts w:ascii="Arial" w:hAnsi="Arial" w:cs="Arial"/>
+        </w:rPr>
+        <w:t>In 2024, significant reforms to the Skilled Worker visa system introduced higher salary thresholds and revised occupational eligibility criteria. These changes have altered the conditions under which graduates can qualify for sponsorship, potentially narrowing access to long-term work opportunities. As a result, many graduates who secure employment remain unable to transition into sponsored roles, leading to premature exits from the UK labour market.</w:t>
+      </w:r>
+    </w:p>
+    <w:p>
+      <w:pPr>
+        <w:spacing w:line="276" w:lineRule="auto"/>
+        <w:ind w:left="0" w:firstLine="0"/>
+        <w:jc w:val="both"/>
+        <w:rPr>
+          <w:rFonts w:ascii="Arial" w:hAnsi="Arial" w:cs="Arial"/>
+        </w:rPr>
+      </w:pPr>
+    </w:p>
+    <w:p>
+      <w:pPr>
+        <w:spacing w:line="276" w:lineRule="auto"/>
+        <w:ind w:left="0" w:firstLine="0"/>
+        <w:jc w:val="both"/>
+        <w:rPr>
+          <w:rFonts w:ascii="Arial" w:hAnsi="Arial" w:cs="Arial"/>
+        </w:rPr>
+      </w:pPr>
+      <w:r>
+        <w:rPr>
+          <w:rFonts w:ascii="Arial" w:hAnsi="Arial" w:cs="Arial"/>
+        </w:rPr>
+        <w:t>This project examines the structural factors underlying this transition gap. Specifically, it analyses how salary thresholds, occupational eligibility rules, and sectoral employment patterns interact to shape access to Skilled Worker sponsorship. Using data from 2024 to 2025, the study evaluates how recent policy changes have affected the alignment between graduate labour market outcomes and immigration requirements.</w:t>
       </w:r>
     </w:p>
     <w:p>
@@ -313,7 +253,13 @@
         <w:rPr>
           <w:rFonts w:ascii="Arial" w:hAnsi="Arial" w:cs="Arial"/>
         </w:rPr>
-        <w:t>This project aims to identify the key structural barriers preventing international graduates from transitioning from the Graduate Route to Skilled Worker sponsorship in the UK.</w:t>
+        <w:t>This project aims to identify and evaluate the structural barriers that prevent international graduates in the UK from transitioning from the Graduate Route to Skilled Worker visa sponsorship</w:t>
+      </w:r>
+      <w:r>
+        <w:rPr>
+          <w:rFonts w:ascii="Arial" w:hAnsi="Arial" w:cs="Arial"/>
+        </w:rPr>
+        <w:t>.</w:t>
       </w:r>
     </w:p>
     <w:p>
@@ -357,7 +303,7 @@
         <w:pStyle w:val="ListParagraph"/>
         <w:numPr>
           <w:ilvl w:val="0"/>
-          <w:numId w:val="5"/>
+          <w:numId w:val="9"/>
         </w:numPr>
         <w:spacing w:line="276" w:lineRule="auto"/>
         <w:jc w:val="both"/>
@@ -369,7 +315,7 @@
         <w:rPr>
           <w:rFonts w:ascii="Arial" w:hAnsi="Arial" w:cs="Arial"/>
         </w:rPr>
-        <w:t xml:space="preserve">Do UK graduate salaries meet Skilled Worker visa salary thresholds? </w:t>
+        <w:t>To what extent do graduate salaries meet Skilled Worker visa salary thresholds?</w:t>
       </w:r>
     </w:p>
     <w:p>
@@ -377,7 +323,7 @@
         <w:pStyle w:val="ListParagraph"/>
         <w:numPr>
           <w:ilvl w:val="0"/>
-          <w:numId w:val="5"/>
+          <w:numId w:val="9"/>
         </w:numPr>
         <w:spacing w:line="276" w:lineRule="auto"/>
         <w:jc w:val="both"/>
@@ -389,7 +335,7 @@
         <w:rPr>
           <w:rFonts w:ascii="Arial" w:hAnsi="Arial" w:cs="Arial"/>
         </w:rPr>
-        <w:t xml:space="preserve">Which sectors and occupations account for the majority of Skilled Worker visa sponsorship? </w:t>
+        <w:t>Which sectors and occupations account for the majority of Skilled Worker visa sponsorship?</w:t>
       </w:r>
     </w:p>
     <w:p>
@@ -397,7 +343,7 @@
         <w:pStyle w:val="ListParagraph"/>
         <w:numPr>
           <w:ilvl w:val="0"/>
-          <w:numId w:val="5"/>
+          <w:numId w:val="9"/>
         </w:numPr>
         <w:spacing w:line="276" w:lineRule="auto"/>
         <w:jc w:val="both"/>
@@ -409,7 +355,7 @@
         <w:rPr>
           <w:rFonts w:ascii="Arial" w:hAnsi="Arial" w:cs="Arial"/>
         </w:rPr>
-        <w:t xml:space="preserve">How has the distribution of visa sponsorship changed following the 2024 policy reforms? </w:t>
+        <w:t>How has the distribution of sponsorship changed following the 2024 policy reforms?</w:t>
       </w:r>
     </w:p>
     <w:p>
@@ -417,7 +363,7 @@
         <w:pStyle w:val="ListParagraph"/>
         <w:numPr>
           <w:ilvl w:val="0"/>
-          <w:numId w:val="5"/>
+          <w:numId w:val="9"/>
         </w:numPr>
         <w:spacing w:line="276" w:lineRule="auto"/>
         <w:jc w:val="both"/>
@@ -429,52 +375,36 @@
         <w:rPr>
           <w:rFonts w:ascii="Arial" w:hAnsi="Arial" w:cs="Arial"/>
         </w:rPr>
-        <w:t>To what extent do structural and institutional factors limit access to sponsorship opportunities for graduates?</w:t>
-      </w:r>
-    </w:p>
-    <w:p>
-      <w:pPr>
-        <w:spacing w:line="276" w:lineRule="auto"/>
-        <w:ind w:left="0" w:firstLine="0"/>
-        <w:jc w:val="both"/>
-        <w:rPr>
-          <w:rFonts w:ascii="Arial" w:hAnsi="Arial" w:cs="Arial"/>
-        </w:rPr>
-      </w:pPr>
-    </w:p>
-    <w:p>
-      <w:pPr>
-        <w:spacing w:line="276" w:lineRule="auto"/>
-        <w:ind w:left="0" w:firstLine="0"/>
-        <w:jc w:val="both"/>
-        <w:rPr>
-          <w:rFonts w:ascii="Arial" w:hAnsi="Arial" w:cs="Arial"/>
-        </w:rPr>
-      </w:pPr>
-      <w:r>
-        <w:rPr>
-          <w:rFonts w:ascii="Arial" w:hAnsi="Arial" w:cs="Arial"/>
-        </w:rPr>
-        <w:t>The hypothesis is that structural constraints within both the labour market and immigration system significantly reduce the likelihood of international graduates transitioning to Skilled Worker visas</w:t>
-      </w:r>
-      <w:r>
-        <w:rPr>
-          <w:rFonts w:ascii="Arial" w:hAnsi="Arial" w:cs="Arial"/>
-        </w:rPr>
-        <w:t>.</w:t>
-      </w:r>
-    </w:p>
-    <w:p>
-      <w:pPr>
-        <w:spacing w:line="276" w:lineRule="auto"/>
-        <w:ind w:left="0" w:firstLine="0"/>
-        <w:jc w:val="both"/>
-        <w:rPr>
-          <w:rFonts w:ascii="Arial" w:hAnsi="Arial" w:cs="Arial"/>
-          <w:b/>
-          <w:bCs/>
-        </w:rPr>
-      </w:pPr>
+        <w:t>What structural and institutional factors limit graduate access to sponsorable roles?</w:t>
+      </w:r>
+    </w:p>
+    <w:p>
+      <w:pPr>
+        <w:spacing w:line="276" w:lineRule="auto"/>
+        <w:ind w:left="0" w:firstLine="0"/>
+        <w:jc w:val="both"/>
+        <w:rPr>
+          <w:rFonts w:ascii="Arial" w:hAnsi="Arial" w:cs="Arial"/>
+        </w:rPr>
+      </w:pPr>
+    </w:p>
+    <w:p>
+      <w:pPr>
+        <w:spacing w:line="276" w:lineRule="auto"/>
+        <w:ind w:left="0" w:firstLine="0"/>
+        <w:jc w:val="both"/>
+        <w:rPr>
+          <w:rFonts w:ascii="Arial" w:hAnsi="Arial" w:cs="Arial"/>
+          <w:b/>
+          <w:bCs/>
+        </w:rPr>
+      </w:pPr>
+      <w:r>
+        <w:rPr>
+          <w:rFonts w:ascii="Arial" w:hAnsi="Arial" w:cs="Arial"/>
+        </w:rPr>
+        <w:t>The central hypothesis is that the transition gap is not primarily the result of individual employability, but of structural misalignment between labour market conditions and immigration policy requirements. In particular, salary thresholds, occupational classifications, and sectoral employment patterns are expected to interact in ways that systematically reduce access to sponsorship for early-career workers.</w:t>
+      </w:r>
     </w:p>
     <w:p>
       <w:pPr>
@@ -516,6 +446,7 @@
           <w:szCs w:val="24"/>
           <w:u w:val="single"/>
         </w:rPr>
+        <w:lastRenderedPageBreak/>
         <w:t>Data Sources &amp; Preparation</w:t>
       </w:r>
     </w:p>
@@ -545,7 +476,6 @@
         <w:rPr>
           <w:rFonts w:ascii="Arial" w:hAnsi="Arial" w:cs="Arial"/>
         </w:rPr>
-        <w:lastRenderedPageBreak/>
         <w:t xml:space="preserve">This analysis draws on secondary data from the </w:t>
       </w:r>
       <w:hyperlink r:id="rId5" w:history="1">
@@ -587,6 +517,16 @@
     </w:p>
     <w:p>
       <w:pPr>
+        <w:spacing w:line="276" w:lineRule="auto"/>
+        <w:ind w:left="0" w:firstLine="0"/>
+        <w:jc w:val="both"/>
+        <w:rPr>
+          <w:rFonts w:ascii="Arial" w:hAnsi="Arial" w:cs="Arial"/>
+        </w:rPr>
+      </w:pPr>
+    </w:p>
+    <w:p>
+      <w:pPr>
         <w:numPr>
           <w:ilvl w:val="0"/>
           <w:numId w:val="6"/>
@@ -759,16 +699,18 @@
         <w:rPr>
           <w:rFonts w:ascii="Arial" w:hAnsi="Arial" w:cs="Arial"/>
         </w:rPr>
-        <w:t>As these datasets utilize different reporting structures, significant preprocessing was required to ensure compatibility. This involved:</w:t>
-      </w:r>
-    </w:p>
-    <w:p>
-      <w:pPr>
-        <w:spacing w:line="276" w:lineRule="auto"/>
-        <w:ind w:left="0" w:firstLine="0"/>
-        <w:jc w:val="both"/>
-        <w:rPr>
-          <w:rFonts w:ascii="Arial" w:hAnsi="Arial" w:cs="Arial"/>
+        <w:t>Given the heterogeneity of reporting structures across datasets, several preprocessing steps were undertaken to ensure analytical consistency:</w:t>
+      </w:r>
+    </w:p>
+    <w:p>
+      <w:pPr>
+        <w:spacing w:line="276" w:lineRule="auto"/>
+        <w:ind w:left="0" w:firstLine="0"/>
+        <w:jc w:val="both"/>
+        <w:rPr>
+          <w:rFonts w:ascii="Arial" w:hAnsi="Arial" w:cs="Arial"/>
+          <w:b/>
+          <w:bCs/>
         </w:rPr>
       </w:pPr>
     </w:p>
@@ -782,21 +724,31 @@
         <w:jc w:val="both"/>
         <w:rPr>
           <w:rFonts w:ascii="Arial" w:hAnsi="Arial" w:cs="Arial"/>
-        </w:rPr>
-      </w:pPr>
-      <w:r>
-        <w:rPr>
-          <w:rFonts w:ascii="Arial" w:hAnsi="Arial" w:cs="Arial"/>
-          <w:b/>
-          <w:bCs/>
-        </w:rPr>
-        <w:t>Relational Data Integration:</w:t>
-      </w:r>
-      <w:r>
-        <w:rPr>
-          <w:rFonts w:ascii="Arial" w:hAnsi="Arial" w:cs="Arial"/>
-        </w:rPr>
-        <w:t xml:space="preserve"> Key-based joins were used to merge visa grant datasets with occupational and industrial classification tables, enabling a multi-dimensional analysis linking visa outcomes with labour market characteristics.</w:t>
+          <w:b/>
+          <w:bCs/>
+        </w:rPr>
+      </w:pPr>
+      <w:r>
+        <w:rPr>
+          <w:rFonts w:ascii="Arial" w:hAnsi="Arial" w:cs="Arial"/>
+          <w:b/>
+          <w:bCs/>
+        </w:rPr>
+        <w:t>Data Integration:</w:t>
+      </w:r>
+      <w:r>
+        <w:rPr>
+          <w:rFonts w:ascii="Arial" w:hAnsi="Arial" w:cs="Arial"/>
+          <w:b/>
+          <w:bCs/>
+        </w:rPr>
+        <w:t xml:space="preserve"> </w:t>
+      </w:r>
+      <w:r>
+        <w:rPr>
+          <w:rFonts w:ascii="Arial" w:hAnsi="Arial" w:cs="Arial"/>
+        </w:rPr>
+        <w:t>Data from the UK Home Office and the Office for National Statistics were combined by aligning common variables such as industry and occupation. This enabled comparison across visa grants, salary data, and employment patterns.</w:t>
       </w:r>
     </w:p>
     <w:p>
@@ -809,21 +761,31 @@
         <w:jc w:val="both"/>
         <w:rPr>
           <w:rFonts w:ascii="Arial" w:hAnsi="Arial" w:cs="Arial"/>
-        </w:rPr>
-      </w:pPr>
-      <w:r>
-        <w:rPr>
-          <w:rFonts w:ascii="Arial" w:hAnsi="Arial" w:cs="Arial"/>
-          <w:b/>
-          <w:bCs/>
-        </w:rPr>
-        <w:t>Data Harmonisation:</w:t>
-      </w:r>
-      <w:r>
-        <w:rPr>
-          <w:rFonts w:ascii="Arial" w:hAnsi="Arial" w:cs="Arial"/>
-        </w:rPr>
-        <w:t xml:space="preserve"> Industrial classifications (SIC codes) were standardised and aligned with the SOC 2020 framework to ensure accurate mapping of occupations to their corresponding RQF skill levels.</w:t>
+          <w:b/>
+          <w:bCs/>
+        </w:rPr>
+      </w:pPr>
+      <w:r>
+        <w:rPr>
+          <w:rFonts w:ascii="Arial" w:hAnsi="Arial" w:cs="Arial"/>
+          <w:b/>
+          <w:bCs/>
+        </w:rPr>
+        <w:t>Occupational Classification:</w:t>
+      </w:r>
+      <w:r>
+        <w:rPr>
+          <w:rFonts w:ascii="Arial" w:hAnsi="Arial" w:cs="Arial"/>
+          <w:b/>
+          <w:bCs/>
+        </w:rPr>
+        <w:t xml:space="preserve"> </w:t>
+      </w:r>
+      <w:r>
+        <w:rPr>
+          <w:rFonts w:ascii="Arial" w:hAnsi="Arial" w:cs="Arial"/>
+        </w:rPr>
+        <w:t>Occupational data was analysed using the SOC 2020 framework, ensuring consistency in how occupations are defined within the dataset.</w:t>
       </w:r>
     </w:p>
     <w:p>
@@ -836,21 +798,31 @@
         <w:jc w:val="both"/>
         <w:rPr>
           <w:rFonts w:ascii="Arial" w:hAnsi="Arial" w:cs="Arial"/>
-        </w:rPr>
-      </w:pPr>
-      <w:r>
-        <w:rPr>
-          <w:rFonts w:ascii="Arial" w:hAnsi="Arial" w:cs="Arial"/>
-          <w:b/>
-          <w:bCs/>
-        </w:rPr>
-        <w:t>Multivariate Filtering:</w:t>
-      </w:r>
-      <w:r>
-        <w:rPr>
-          <w:rFonts w:ascii="Arial" w:hAnsi="Arial" w:cs="Arial"/>
-        </w:rPr>
-        <w:t xml:space="preserve"> Conditional filters were applied to isolate the “New Entrant” category and early-career SOC codes, ensuring the dataset focused specifically on the international graduate population.</w:t>
+          <w:b/>
+          <w:bCs/>
+        </w:rPr>
+      </w:pPr>
+      <w:r>
+        <w:rPr>
+          <w:rFonts w:ascii="Arial" w:hAnsi="Arial" w:cs="Arial"/>
+          <w:b/>
+          <w:bCs/>
+        </w:rPr>
+        <w:t>Data Filtering:</w:t>
+      </w:r>
+      <w:r>
+        <w:rPr>
+          <w:rFonts w:ascii="Arial" w:hAnsi="Arial" w:cs="Arial"/>
+          <w:b/>
+          <w:bCs/>
+        </w:rPr>
+        <w:t xml:space="preserve"> </w:t>
+      </w:r>
+      <w:r>
+        <w:rPr>
+          <w:rFonts w:ascii="Arial" w:hAnsi="Arial" w:cs="Arial"/>
+        </w:rPr>
+        <w:t>The dataset was filtered to focus on early-career roles and the “New Entrant” category, in order to better represent the international graduate population.</w:t>
       </w:r>
     </w:p>
     <w:p>
@@ -863,21 +835,31 @@
         <w:jc w:val="both"/>
         <w:rPr>
           <w:rFonts w:ascii="Arial" w:hAnsi="Arial" w:cs="Arial"/>
-        </w:rPr>
-      </w:pPr>
-      <w:r>
-        <w:rPr>
-          <w:rFonts w:ascii="Arial" w:hAnsi="Arial" w:cs="Arial"/>
-          <w:b/>
-          <w:bCs/>
-        </w:rPr>
-        <w:t>Categorical Aggregation:</w:t>
-      </w:r>
-      <w:r>
-        <w:rPr>
-          <w:rFonts w:ascii="Arial" w:hAnsi="Arial" w:cs="Arial"/>
-        </w:rPr>
-        <w:t xml:space="preserve"> Granular occupational data were grouped into broader industrial sectors to enable macro-level trend analysis and facilitate meaningful sectoral comparisons.</w:t>
+          <w:b/>
+          <w:bCs/>
+        </w:rPr>
+      </w:pPr>
+      <w:r>
+        <w:rPr>
+          <w:rFonts w:ascii="Arial" w:hAnsi="Arial" w:cs="Arial"/>
+          <w:b/>
+          <w:bCs/>
+        </w:rPr>
+        <w:t>Category Grouping:</w:t>
+      </w:r>
+      <w:r>
+        <w:rPr>
+          <w:rFonts w:ascii="Arial" w:hAnsi="Arial" w:cs="Arial"/>
+          <w:b/>
+          <w:bCs/>
+        </w:rPr>
+        <w:t xml:space="preserve"> </w:t>
+      </w:r>
+      <w:r>
+        <w:rPr>
+          <w:rFonts w:ascii="Arial" w:hAnsi="Arial" w:cs="Arial"/>
+        </w:rPr>
+        <w:t>Detailed occupational and industry categories were grouped into broader sectors to support clearer comparison across industries.</w:t>
       </w:r>
     </w:p>
     <w:p>
@@ -890,40 +872,42 @@
         <w:jc w:val="both"/>
         <w:rPr>
           <w:rFonts w:ascii="Arial" w:hAnsi="Arial" w:cs="Arial"/>
-        </w:rPr>
-      </w:pPr>
-      <w:r>
-        <w:rPr>
-          <w:rFonts w:ascii="Arial" w:hAnsi="Arial" w:cs="Arial"/>
-          <w:b/>
-          <w:bCs/>
-        </w:rPr>
-        <w:t>Longitudinal Alignment:</w:t>
-      </w:r>
-      <w:r>
-        <w:rPr>
-          <w:rFonts w:ascii="Arial" w:hAnsi="Arial" w:cs="Arial"/>
-        </w:rPr>
-        <w:t xml:space="preserve"> Annual datasets from 2021–2025 were normalised and re-indexed to account for the transition from SOC 2010 to SOC 2020 in April 2024, ensuring consistency in time-series comparisons.</w:t>
-      </w:r>
-    </w:p>
-    <w:p>
-      <w:pPr>
-        <w:spacing w:line="276" w:lineRule="auto"/>
-        <w:ind w:left="0" w:firstLine="0"/>
-        <w:jc w:val="both"/>
-        <w:rPr>
-          <w:rFonts w:ascii="Arial" w:hAnsi="Arial" w:cs="Arial"/>
-        </w:rPr>
-      </w:pPr>
-    </w:p>
-    <w:p>
-      <w:pPr>
-        <w:spacing w:line="276" w:lineRule="auto"/>
-        <w:ind w:left="0" w:firstLine="0"/>
-        <w:jc w:val="both"/>
-        <w:rPr>
-          <w:rFonts w:ascii="Arial" w:hAnsi="Arial" w:cs="Arial"/>
+          <w:b/>
+          <w:bCs/>
+        </w:rPr>
+      </w:pPr>
+      <w:r>
+        <w:rPr>
+          <w:rFonts w:ascii="Arial" w:hAnsi="Arial" w:cs="Arial"/>
+          <w:b/>
+          <w:bCs/>
+        </w:rPr>
+        <w:t>Trend Data Selection:</w:t>
+      </w:r>
+      <w:r>
+        <w:rPr>
+          <w:rFonts w:ascii="Arial" w:hAnsi="Arial" w:cs="Arial"/>
+          <w:b/>
+          <w:bCs/>
+        </w:rPr>
+        <w:t xml:space="preserve"> </w:t>
+      </w:r>
+      <w:r>
+        <w:rPr>
+          <w:rFonts w:ascii="Arial" w:hAnsi="Arial" w:cs="Arial"/>
+        </w:rPr>
+        <w:t>Aggregate visa grant data from 2021–2025 was used to examine overall trends in Skilled Worker visa numbers over time.</w:t>
+      </w:r>
+    </w:p>
+    <w:p>
+      <w:pPr>
+        <w:spacing w:line="276" w:lineRule="auto"/>
+        <w:ind w:left="0" w:firstLine="0"/>
+        <w:jc w:val="both"/>
+        <w:rPr>
+          <w:rFonts w:ascii="Arial" w:hAnsi="Arial" w:cs="Arial"/>
+          <w:b/>
+          <w:bCs/>
         </w:rPr>
       </w:pPr>
     </w:p>
@@ -976,8 +960,18 @@
         <w:rPr>
           <w:rFonts w:ascii="Arial" w:hAnsi="Arial" w:cs="Arial"/>
         </w:rPr>
-        <w:t>The analysis adopts a quantitative and comparative approach to identify structural constraints within the UK immigration system. The framework is built on three pillars:</w:t>
-      </w:r>
+        <w:t>The analysis adopts a quantitative, comparative framework structured around three interrelated dimensions:</w:t>
+      </w:r>
+    </w:p>
+    <w:p>
+      <w:pPr>
+        <w:spacing w:line="276" w:lineRule="auto"/>
+        <w:ind w:left="0" w:firstLine="0"/>
+        <w:jc w:val="both"/>
+        <w:rPr>
+          <w:rFonts w:ascii="Arial" w:hAnsi="Arial" w:cs="Arial"/>
+        </w:rPr>
+      </w:pPr>
     </w:p>
     <w:p>
       <w:pPr>
@@ -1059,7 +1053,6 @@
           <w:b/>
           <w:bCs/>
         </w:rPr>
-        <w:lastRenderedPageBreak/>
         <w:t xml:space="preserve">Sectoral Mapping: </w:t>
       </w:r>
       <w:r>
@@ -1151,7 +1144,13 @@
         <w:rPr>
           <w:rFonts w:ascii="Arial" w:hAnsi="Arial" w:cs="Arial"/>
         </w:rPr>
-        <w:t>The analysis relies on aggregate administrative data, which does not capture individual nuances or regional pay variations (e.g., London vs. regional UK). Furthermore, the study focuses on sponsored work routes and does not account for graduates utilizing non-sponsored alternatives, such as the High Potential Individual (HPI) or Global Talent visas.</w:t>
+        <w:t xml:space="preserve">The analysis relies on aggregate administrative data, which does not capture individual nuances or regional pay variations (e.g., London vs. regional UK). Furthermore, </w:t>
+      </w:r>
+      <w:r>
+        <w:rPr>
+          <w:rFonts w:ascii="Arial" w:hAnsi="Arial" w:cs="Arial"/>
+        </w:rPr>
+        <w:t>the study focuses on the Skilled Worker route and does not consider alternative migration pathways (e.g., High Potential Individual or Global Talent visas), which may partially offset barriers identified here.</w:t>
       </w:r>
     </w:p>
     <w:p>
@@ -1269,41 +1268,7 @@
         <w:rPr>
           <w:rFonts w:ascii="Arial" w:hAnsi="Arial" w:cs="Arial"/>
         </w:rPr>
-        <w:t xml:space="preserve">Analysis of graduate salaries across industries </w:t>
-      </w:r>
-      <w:r>
-        <w:rPr>
-          <w:rFonts w:ascii="Arial" w:hAnsi="Arial" w:cs="Arial"/>
-        </w:rPr>
-        <w:t xml:space="preserve">(Source: </w:t>
-      </w:r>
-      <w:hyperlink r:id="rId7" w:history="1">
-        <w:r>
-          <w:rPr>
-            <w:rStyle w:val="Hyperlink"/>
-            <w:rFonts w:ascii="Arial" w:hAnsi="Arial" w:cs="Arial"/>
-          </w:rPr>
-          <w:t>Graduate labour market statistics</w:t>
-        </w:r>
-        <w:r>
-          <w:rPr>
-            <w:rStyle w:val="Hyperlink"/>
-            <w:rFonts w:ascii="Arial" w:hAnsi="Arial" w:cs="Arial"/>
-          </w:rPr>
-          <w:t>, 2024</w:t>
-        </w:r>
-      </w:hyperlink>
-      <w:r>
-        <w:rPr>
-          <w:rFonts w:ascii="Arial" w:hAnsi="Arial" w:cs="Arial"/>
-        </w:rPr>
-        <w:t xml:space="preserve">) </w:t>
-      </w:r>
-      <w:r>
-        <w:rPr>
-          <w:rFonts w:ascii="Arial" w:hAnsi="Arial" w:cs="Arial"/>
-        </w:rPr>
-        <w:t>shows that five out of nine sectors have median salaries above the New Entrant Skilled Worker visa threshold of £33,400</w:t>
+        <w:t>Analysis of graduate salaries across industries shows that five out of nine sectors have median salaries above the New Entrant Skilled Worker visa threshold of £33,400</w:t>
       </w:r>
       <w:r>
         <w:rPr>
@@ -1341,7 +1306,31 @@
         <w:rPr>
           <w:rFonts w:ascii="Arial" w:hAnsi="Arial" w:cs="Arial"/>
         </w:rPr>
-        <w:t xml:space="preserve"> sectors, salaries exceed the threshold only marginally—typically by £1,600 to £2,600—indicating that many entry-level roles operate close to the minimum eligibility requirement.</w:t>
+        <w:t xml:space="preserve"> sectors, salaries exceed the threshold only marginally</w:t>
+      </w:r>
+      <w:r>
+        <w:rPr>
+          <w:rFonts w:ascii="Arial" w:hAnsi="Arial" w:cs="Arial"/>
+        </w:rPr>
+        <w:t xml:space="preserve">, </w:t>
+      </w:r>
+      <w:r>
+        <w:rPr>
+          <w:rFonts w:ascii="Arial" w:hAnsi="Arial" w:cs="Arial"/>
+        </w:rPr>
+        <w:t>typically by £1,600 to £2,600</w:t>
+      </w:r>
+      <w:r>
+        <w:rPr>
+          <w:rFonts w:ascii="Arial" w:hAnsi="Arial" w:cs="Arial"/>
+        </w:rPr>
+        <w:t xml:space="preserve">. This indicates </w:t>
+      </w:r>
+      <w:r>
+        <w:rPr>
+          <w:rFonts w:ascii="Arial" w:hAnsi="Arial" w:cs="Arial"/>
+        </w:rPr>
+        <w:t>that many entry-level roles operate close to the minimum eligibility requirement.</w:t>
       </w:r>
       <w:r>
         <w:rPr>
@@ -1353,31 +1342,32 @@
         <w:rPr>
           <w:rFonts w:ascii="Arial" w:hAnsi="Arial" w:cs="Arial"/>
         </w:rPr>
-        <w:t>As a result, a substantial proportion of graduates are likely to fall below the threshold despite the median exceeding it. This creates a “cliff-edge” effect, where small variations in pay can determine visa eligibility, making access to sponsorship highly uncertain even within sectors whose median salaries formally meet the requirement.</w:t>
-      </w:r>
-    </w:p>
-    <w:p>
-      <w:pPr>
-        <w:spacing w:line="276" w:lineRule="auto"/>
-        <w:ind w:left="0" w:firstLine="0"/>
-        <w:jc w:val="both"/>
-        <w:rPr>
-          <w:rFonts w:ascii="Arial" w:hAnsi="Arial" w:cs="Arial"/>
-        </w:rPr>
-      </w:pPr>
-    </w:p>
-    <w:p>
-      <w:pPr>
-        <w:spacing w:line="276" w:lineRule="auto"/>
-        <w:ind w:left="0" w:firstLine="0"/>
-        <w:jc w:val="both"/>
-        <w:rPr>
-          <w:rFonts w:ascii="Arial" w:hAnsi="Arial" w:cs="Arial"/>
-        </w:rPr>
-      </w:pPr>
-      <w:r>
-        <w:rPr>
-          <w:rFonts w:ascii="Arial" w:hAnsi="Arial" w:cs="Arial"/>
+        <w:t>This narrow margin creates a distributional constraint. Even where median salaries exceed the threshold, wage dispersion implies that a substantial proportion of graduates remain below the eligibility cutoff. As a result, eligibility operates as a cliff-edge condition, where small differences in pay determine access to sponsorship.</w:t>
+      </w:r>
+    </w:p>
+    <w:p>
+      <w:pPr>
+        <w:spacing w:line="276" w:lineRule="auto"/>
+        <w:ind w:left="0" w:firstLine="0"/>
+        <w:jc w:val="both"/>
+        <w:rPr>
+          <w:rFonts w:ascii="Arial" w:hAnsi="Arial" w:cs="Arial"/>
+        </w:rPr>
+      </w:pPr>
+    </w:p>
+    <w:p>
+      <w:pPr>
+        <w:spacing w:line="276" w:lineRule="auto"/>
+        <w:ind w:left="0" w:firstLine="0"/>
+        <w:jc w:val="both"/>
+        <w:rPr>
+          <w:rFonts w:ascii="Arial" w:hAnsi="Arial" w:cs="Arial"/>
+        </w:rPr>
+      </w:pPr>
+      <w:r>
+        <w:rPr>
+          <w:rFonts w:ascii="Arial" w:hAnsi="Arial" w:cs="Arial"/>
+          <w:noProof/>
         </w:rPr>
         <w:drawing>
           <wp:inline distT="0" distB="0" distL="0" distR="0" wp14:anchorId="315912FA" wp14:editId="1B0853D2">
@@ -1395,7 +1385,7 @@
                     <pic:cNvPicPr/>
                   </pic:nvPicPr>
                   <pic:blipFill rotWithShape="1">
-                    <a:blip r:embed="rId8"/>
+                    <a:blip r:embed="rId7"/>
                     <a:srcRect l="2384" t="6833"/>
                     <a:stretch>
                       <a:fillRect/>
@@ -1480,7 +1470,14 @@
         <w:rPr>
           <w:rFonts w:ascii="Arial" w:hAnsi="Arial" w:cs="Arial"/>
         </w:rPr>
-        <w:t>In contrast, four out of nine sectors fall below the threshold, meaning that approximately 45% of the most common industries employing graduates do not meet the minimum salary requirement for visa eligibility. This suggests that a substantial proportion of graduates are concentrated in sectors where sponsorship is structurally difficult to achieve based on salary criteria alone.</w:t>
+        <w:t xml:space="preserve">In contrast, four out of nine sectors fall below the threshold, meaning that approximately 45% of the most common industries employing graduates do not meet the minimum salary </w:t>
+      </w:r>
+      <w:r>
+        <w:rPr>
+          <w:rFonts w:ascii="Arial" w:hAnsi="Arial" w:cs="Arial"/>
+        </w:rPr>
+        <w:lastRenderedPageBreak/>
+        <w:t>requirement for visa eligibility. This suggests that a substantial proportion of graduates are concentrated in sectors where sponsorship is structurally difficult to achieve based on salary criteria alone.</w:t>
       </w:r>
     </w:p>
     <w:p>
@@ -1580,34 +1577,19 @@
         <w:rPr>
           <w:rFonts w:ascii="Arial" w:hAnsi="Arial" w:cs="Arial"/>
         </w:rPr>
-        <w:t>The constraints imposed by salary thresholds are further reinforced by the distribution of visa grants across industries</w:t>
-      </w:r>
-      <w:r>
-        <w:rPr>
-          <w:rFonts w:ascii="Arial" w:hAnsi="Arial" w:cs="Arial"/>
-        </w:rPr>
-        <w:t xml:space="preserve"> (Source: </w:t>
-      </w:r>
-      <w:hyperlink r:id="rId9" w:history="1">
-        <w:r>
-          <w:rPr>
-            <w:rStyle w:val="Hyperlink"/>
-            <w:rFonts w:ascii="Arial" w:hAnsi="Arial" w:cs="Arial"/>
-          </w:rPr>
-          <w:t>UK Home Office Immigration system statistics 2025</w:t>
-        </w:r>
-      </w:hyperlink>
-      <w:r>
-        <w:rPr>
-          <w:rFonts w:ascii="Arial" w:hAnsi="Arial" w:cs="Arial"/>
-        </w:rPr>
-        <w:t>)</w:t>
-      </w:r>
-      <w:r>
-        <w:rPr>
-          <w:rFonts w:ascii="Arial" w:hAnsi="Arial" w:cs="Arial"/>
-        </w:rPr>
-        <w:t xml:space="preserve">. A significant proportion of migrants are concentrated in sectors such as agriculture, public administration, education, health, and other service industries. While these sectors account for a large share of Skilled Worker visa grants, their average salaries for graduates </w:t>
+        <w:t>Sectoral analysis reveals a clear divergence between where graduates work and where sponsorship is concentrated.</w:t>
+      </w:r>
+      <w:r>
+        <w:rPr>
+          <w:rFonts w:ascii="Arial" w:hAnsi="Arial" w:cs="Arial"/>
+        </w:rPr>
+        <w:t xml:space="preserve"> </w:t>
+      </w:r>
+      <w:r>
+        <w:rPr>
+          <w:rFonts w:ascii="Arial" w:hAnsi="Arial" w:cs="Arial"/>
+        </w:rPr>
+        <w:t xml:space="preserve">A significant proportion of migrants are concentrated in sectors such as agriculture, public administration, education, health, and other service industries. While these sectors account for a large share of Skilled Worker visa grants, their average salaries for graduates </w:t>
       </w:r>
       <w:r>
         <w:rPr>
@@ -1669,31 +1651,56 @@
         <w:rPr>
           <w:rFonts w:ascii="Arial" w:hAnsi="Arial" w:cs="Arial"/>
         </w:rPr>
-        <w:t>This apparent contradiction can be explained by differences in career stage. Many sponsored roles within these sectors are filled by experienced workers who meet higher salary thresholds or occupation-specific pay requirements. In contrast, graduates entering these industries at entry level are more likely to receive salaries below the required threshold, limiting their ability to access sponsorship despite working in sectors with high levels of migrant employment.</w:t>
-      </w:r>
-    </w:p>
-    <w:p>
-      <w:pPr>
-        <w:spacing w:line="276" w:lineRule="auto"/>
-        <w:ind w:left="0" w:firstLine="0"/>
-        <w:jc w:val="both"/>
-        <w:rPr>
-          <w:rFonts w:ascii="Arial" w:hAnsi="Arial" w:cs="Arial"/>
-        </w:rPr>
-      </w:pPr>
-    </w:p>
-    <w:p>
-      <w:pPr>
-        <w:spacing w:line="276" w:lineRule="auto"/>
-        <w:ind w:left="0" w:firstLine="0"/>
-        <w:jc w:val="both"/>
-        <w:rPr>
-          <w:rFonts w:ascii="Arial" w:hAnsi="Arial" w:cs="Arial"/>
-        </w:rPr>
-      </w:pPr>
-      <w:r>
-        <w:rPr>
-          <w:rFonts w:ascii="Arial" w:hAnsi="Arial" w:cs="Arial"/>
+        <w:t>This apparent contradiction can be explained by experience stratification.</w:t>
+      </w:r>
+      <w:r>
+        <w:rPr>
+          <w:rFonts w:ascii="Arial" w:hAnsi="Arial" w:cs="Arial"/>
+        </w:rPr>
+        <w:t xml:space="preserve"> </w:t>
+      </w:r>
+      <w:r>
+        <w:rPr>
+          <w:rFonts w:ascii="Arial" w:hAnsi="Arial" w:cs="Arial"/>
+        </w:rPr>
+        <w:t>Looking at the numbers,</w:t>
+      </w:r>
+      <w:r>
+        <w:rPr>
+          <w:rFonts w:ascii="Arial" w:hAnsi="Arial" w:cs="Arial"/>
+        </w:rPr>
+        <w:t xml:space="preserve"> it appears that</w:t>
+      </w:r>
+      <w:r>
+        <w:rPr>
+          <w:rFonts w:ascii="Arial" w:hAnsi="Arial" w:cs="Arial"/>
+        </w:rPr>
+        <w:t xml:space="preserve"> sponsored roles within these sectors are filled by experienced workers who meet higher salary thresholds or occupation-specific pay requirements. In contrast, graduates entering these industries at entry level are more likely to receive salaries below the required threshold, limiting their ability to access sponsorship despite working in sectors with high levels of migrant employment.</w:t>
+      </w:r>
+    </w:p>
+    <w:p>
+      <w:pPr>
+        <w:spacing w:line="276" w:lineRule="auto"/>
+        <w:ind w:left="0" w:firstLine="0"/>
+        <w:jc w:val="both"/>
+        <w:rPr>
+          <w:rFonts w:ascii="Arial" w:hAnsi="Arial" w:cs="Arial"/>
+        </w:rPr>
+      </w:pPr>
+    </w:p>
+    <w:p>
+      <w:pPr>
+        <w:spacing w:line="276" w:lineRule="auto"/>
+        <w:ind w:left="0" w:firstLine="0"/>
+        <w:jc w:val="both"/>
+        <w:rPr>
+          <w:rFonts w:ascii="Arial" w:hAnsi="Arial" w:cs="Arial"/>
+        </w:rPr>
+      </w:pPr>
+      <w:r>
+        <w:rPr>
+          <w:rFonts w:ascii="Arial" w:hAnsi="Arial" w:cs="Arial"/>
+          <w:noProof/>
         </w:rPr>
         <w:drawing>
           <wp:inline distT="0" distB="0" distL="0" distR="0" wp14:anchorId="2C14B56F" wp14:editId="0280E367">
@@ -1711,7 +1718,7 @@
                     <pic:cNvPicPr/>
                   </pic:nvPicPr>
                   <pic:blipFill>
-                    <a:blip r:embed="rId10"/>
+                    <a:blip r:embed="rId8"/>
                     <a:stretch>
                       <a:fillRect/>
                     </a:stretch>
@@ -1815,20 +1822,38 @@
         <w:rPr>
           <w:rFonts w:ascii="Arial" w:hAnsi="Arial" w:cs="Arial"/>
         </w:rPr>
+        <w:t xml:space="preserve">In comparison, industries that </w:t>
+      </w:r>
+      <w:r>
+        <w:rPr>
+          <w:rFonts w:ascii="Arial" w:hAnsi="Arial" w:cs="Arial"/>
+        </w:rPr>
+        <w:t xml:space="preserve">where the median graduate salary </w:t>
+      </w:r>
+      <w:r>
+        <w:rPr>
+          <w:rFonts w:ascii="Arial" w:hAnsi="Arial" w:cs="Arial"/>
+        </w:rPr>
+        <w:t>meet or exceed the salary threshold—such as banking and finance, construction, manufacturing, energy</w:t>
+      </w:r>
+      <w:r>
+        <w:rPr>
+          <w:rFonts w:ascii="Arial" w:hAnsi="Arial" w:cs="Arial"/>
+        </w:rPr>
+        <w:t xml:space="preserve"> and water</w:t>
+      </w:r>
+      <w:r>
+        <w:rPr>
+          <w:rFonts w:ascii="Arial" w:hAnsi="Arial" w:cs="Arial"/>
+        </w:rPr>
+        <w:t xml:space="preserve">, and </w:t>
+      </w:r>
+      <w:r>
+        <w:rPr>
+          <w:rFonts w:ascii="Arial" w:hAnsi="Arial" w:cs="Arial"/>
+        </w:rPr>
         <w:lastRenderedPageBreak/>
-        <w:t>In comparison, industries that consistently meet or exceed the salary threshold—such as banking and finance, construction, manufacturing, energy</w:t>
-      </w:r>
-      <w:r>
-        <w:rPr>
-          <w:rFonts w:ascii="Arial" w:hAnsi="Arial" w:cs="Arial"/>
-        </w:rPr>
-        <w:t xml:space="preserve"> and water</w:t>
-      </w:r>
-      <w:r>
-        <w:rPr>
-          <w:rFonts w:ascii="Arial" w:hAnsi="Arial" w:cs="Arial"/>
-        </w:rPr>
-        <w:t>, and transport</w:t>
+        <w:t>transport</w:t>
       </w:r>
       <w:r>
         <w:rPr>
@@ -1951,6 +1976,7 @@
       <w:r>
         <w:rPr>
           <w:rFonts w:ascii="Arial" w:hAnsi="Arial" w:cs="Arial"/>
+          <w:noProof/>
         </w:rPr>
         <w:drawing>
           <wp:inline distT="0" distB="0" distL="0" distR="0" wp14:anchorId="236E20E5" wp14:editId="2EFCB30D">
@@ -1968,7 +1994,7 @@
                     <pic:cNvPicPr/>
                   </pic:nvPicPr>
                   <pic:blipFill>
-                    <a:blip r:embed="rId11"/>
+                    <a:blip r:embed="rId9"/>
                     <a:stretch>
                       <a:fillRect/>
                     </a:stretch>
@@ -2092,39 +2118,33 @@
         <w:rPr>
           <w:rFonts w:ascii="Arial" w:hAnsi="Arial" w:cs="Arial"/>
         </w:rPr>
-        <w:t xml:space="preserve">Beyond sectoral differences, visa eligibility is also strongly shaped by occupational structure. Occupational structure represents a critical constraint in the transition from the Graduate Route to the Skilled Worker visa. The UK labour market is classified using the Standard </w:t>
-      </w:r>
+        <w:t>Beyond sectoral differences, visa eligibility is also strongly shaped by occupational structure. Occupational structure represents a critical constraint in the transition from the Graduate Route to the Skilled Worker visa. The UK labour market is classified using the Standard Occupational Classification (SOC) system, developed by the Office for National Statistics and applied by the UK Home Office in determining visa eligibility.</w:t>
+      </w:r>
+    </w:p>
+    <w:p>
+      <w:pPr>
+        <w:spacing w:line="276" w:lineRule="auto"/>
+        <w:ind w:left="0" w:firstLine="0"/>
+        <w:jc w:val="both"/>
+        <w:rPr>
+          <w:rFonts w:ascii="Arial" w:hAnsi="Arial" w:cs="Arial"/>
+        </w:rPr>
+      </w:pPr>
+    </w:p>
+    <w:p>
+      <w:pPr>
+        <w:spacing w:line="276" w:lineRule="auto"/>
+        <w:ind w:left="0" w:firstLine="0"/>
+        <w:jc w:val="both"/>
+        <w:rPr>
+          <w:rFonts w:ascii="Arial" w:hAnsi="Arial" w:cs="Arial"/>
+        </w:rPr>
+      </w:pPr>
       <w:r>
         <w:rPr>
           <w:rFonts w:ascii="Arial" w:hAnsi="Arial" w:cs="Arial"/>
         </w:rPr>
         <w:lastRenderedPageBreak/>
-        <w:t>Occupational Classification (SOC) system, developed by the Office for National Statistics and applied by the UK Home Office in determining visa eligibility.</w:t>
-      </w:r>
-    </w:p>
-    <w:p>
-      <w:pPr>
-        <w:spacing w:line="276" w:lineRule="auto"/>
-        <w:ind w:left="0" w:firstLine="0"/>
-        <w:jc w:val="both"/>
-        <w:rPr>
-          <w:rFonts w:ascii="Arial" w:hAnsi="Arial" w:cs="Arial"/>
-        </w:rPr>
-      </w:pPr>
-    </w:p>
-    <w:p>
-      <w:pPr>
-        <w:spacing w:line="276" w:lineRule="auto"/>
-        <w:ind w:left="0" w:firstLine="0"/>
-        <w:jc w:val="both"/>
-        <w:rPr>
-          <w:rFonts w:ascii="Arial" w:hAnsi="Arial" w:cs="Arial"/>
-        </w:rPr>
-      </w:pPr>
-      <w:r>
-        <w:rPr>
-          <w:rFonts w:ascii="Arial" w:hAnsi="Arial" w:cs="Arial"/>
-        </w:rPr>
         <w:t xml:space="preserve">Under </w:t>
       </w:r>
       <w:r>
@@ -2163,7 +2183,7 @@
         </w:rPr>
         <w:t xml:space="preserve">roles. Higher-skilled occupations—primarily Managers, Directors and Senior Officials (SOC 1) and Professional Occupations (SOC 2)—are fully eligible for Skilled Worker visa sponsorship. In contrast, medium-skilled occupations, largely corresponding to Associate Professional roles (SOC 3), are no longer universally eligible and can only qualify for sponsorship if they appear on specific shortage-based lists, such as the Immigration Salary List or Temporary Shortage List (Sources: </w:t>
       </w:r>
-      <w:hyperlink r:id="rId12" w:history="1">
+      <w:hyperlink r:id="rId10" w:history="1">
         <w:r>
           <w:rPr>
             <w:rStyle w:val="Hyperlink"/>
@@ -2178,7 +2198,7 @@
         </w:rPr>
         <w:t xml:space="preserve">, </w:t>
       </w:r>
-      <w:hyperlink r:id="rId13" w:history="1">
+      <w:hyperlink r:id="rId11" w:history="1">
         <w:r>
           <w:rPr>
             <w:rStyle w:val="Hyperlink"/>
@@ -2300,8 +2320,8 @@
       <w:r>
         <w:rPr>
           <w:rFonts w:ascii="Arial" w:hAnsi="Arial" w:cs="Arial"/>
-        </w:rPr>
-        <w:lastRenderedPageBreak/>
+          <w:noProof/>
+        </w:rPr>
         <w:drawing>
           <wp:inline distT="0" distB="0" distL="0" distR="0" wp14:anchorId="45ACB1BC" wp14:editId="0F164744">
             <wp:extent cx="5731510" cy="3137535"/>
@@ -2318,7 +2338,7 @@
                     <pic:cNvPicPr/>
                   </pic:nvPicPr>
                   <pic:blipFill>
-                    <a:blip r:embed="rId14"/>
+                    <a:blip r:embed="rId12"/>
                     <a:stretch>
                       <a:fillRect/>
                     </a:stretch>
@@ -2571,86 +2591,92 @@
         <w:rPr>
           <w:rFonts w:ascii="Arial" w:hAnsi="Arial" w:cs="Arial"/>
         </w:rPr>
+        <w:t>The findings of this analysis indicate that barriers to transitioning from the Graduate Route to the Skilled Worker visa are structural and mutually reinforcing. Salary thresholds, sectoral employment patterns, and occupational eligibility criteria do not operate independently; rather, they interact in ways that collectively restrict access to sponsorship for international graduates.</w:t>
+      </w:r>
+    </w:p>
+    <w:p>
+      <w:pPr>
+        <w:spacing w:line="276" w:lineRule="auto"/>
+        <w:ind w:left="0" w:firstLine="0"/>
+        <w:jc w:val="both"/>
+        <w:rPr>
+          <w:rFonts w:ascii="Arial" w:hAnsi="Arial" w:cs="Arial"/>
+        </w:rPr>
+      </w:pPr>
+    </w:p>
+    <w:p>
+      <w:pPr>
+        <w:spacing w:line="276" w:lineRule="auto"/>
+        <w:ind w:left="0" w:firstLine="0"/>
+        <w:jc w:val="both"/>
+        <w:rPr>
+          <w:rFonts w:ascii="Arial" w:hAnsi="Arial" w:cs="Arial"/>
+        </w:rPr>
+      </w:pPr>
+      <w:r>
+        <w:rPr>
+          <w:rFonts w:ascii="Arial" w:hAnsi="Arial" w:cs="Arial"/>
+        </w:rPr>
+        <w:t>A key issue is the misalignment between graduate labour market outcomes and visa requirements. Although some sectors meet the Skilled Worker salary threshold, graduate salaries are often clustered around or just below the eligibility cutoff, meaning that a significant proportion of graduates remain ineligible despite being employed. At the same time, many sectors that employ large numbers of graduates tend to offer lower-paying roles that fall below sponsorship requirements.</w:t>
+      </w:r>
+    </w:p>
+    <w:p>
+      <w:pPr>
+        <w:spacing w:line="276" w:lineRule="auto"/>
+        <w:ind w:left="0" w:firstLine="0"/>
+        <w:jc w:val="both"/>
+        <w:rPr>
+          <w:rFonts w:ascii="Arial" w:hAnsi="Arial" w:cs="Arial"/>
+        </w:rPr>
+      </w:pPr>
+    </w:p>
+    <w:p>
+      <w:pPr>
+        <w:spacing w:line="276" w:lineRule="auto"/>
+        <w:ind w:left="0" w:firstLine="0"/>
+        <w:jc w:val="both"/>
+        <w:rPr>
+          <w:rFonts w:ascii="Arial" w:hAnsi="Arial" w:cs="Arial"/>
+        </w:rPr>
+      </w:pPr>
+      <w:r>
+        <w:rPr>
+          <w:rFonts w:ascii="Arial" w:hAnsi="Arial" w:cs="Arial"/>
+        </w:rPr>
+        <w:t>This misalignment is reinforced by sectoral distribution. Sectors with high levels of Skilled Worker visa sponsorship do not necessarily provide accessible pathways for graduates, as many sponsored roles are occupied by experienced workers. Conversely, sectors that meet salary thresholds tend to employ fewer graduates, limiting access to eligible roles.</w:t>
+      </w:r>
+    </w:p>
+    <w:p>
+      <w:pPr>
+        <w:spacing w:line="276" w:lineRule="auto"/>
+        <w:ind w:left="0" w:firstLine="0"/>
+        <w:jc w:val="both"/>
+        <w:rPr>
+          <w:rFonts w:ascii="Arial" w:hAnsi="Arial" w:cs="Arial"/>
+        </w:rPr>
+      </w:pPr>
+    </w:p>
+    <w:p>
+      <w:pPr>
+        <w:spacing w:line="276" w:lineRule="auto"/>
+        <w:ind w:left="0" w:firstLine="0"/>
+        <w:jc w:val="both"/>
+        <w:rPr>
+          <w:rFonts w:ascii="Arial" w:hAnsi="Arial" w:cs="Arial"/>
+        </w:rPr>
+      </w:pPr>
+      <w:r>
+        <w:rPr>
+          <w:rFonts w:ascii="Arial" w:hAnsi="Arial" w:cs="Arial"/>
+        </w:rPr>
+        <w:t xml:space="preserve">Occupational structure further intensifies these constraints. Higher-skilled roles, which provide clearer routes to sponsorship, are typically inaccessible to graduates due to experience </w:t>
+      </w:r>
+      <w:r>
+        <w:rPr>
+          <w:rFonts w:ascii="Arial" w:hAnsi="Arial" w:cs="Arial"/>
+        </w:rPr>
         <w:lastRenderedPageBreak/>
-        <w:t>The findings of this analysis indicate that barriers to transitioning from the Graduate Route to the Skilled Worker visa are structural and mutually reinforcing. Salary thresholds, sectoral employment patterns, and occupational eligibility criteria do not operate independently; rather, they interact in ways that collectively restrict access to sponsorship for international graduates.</w:t>
-      </w:r>
-    </w:p>
-    <w:p>
-      <w:pPr>
-        <w:spacing w:line="276" w:lineRule="auto"/>
-        <w:ind w:left="0" w:firstLine="0"/>
-        <w:jc w:val="both"/>
-        <w:rPr>
-          <w:rFonts w:ascii="Arial" w:hAnsi="Arial" w:cs="Arial"/>
-        </w:rPr>
-      </w:pPr>
-    </w:p>
-    <w:p>
-      <w:pPr>
-        <w:spacing w:line="276" w:lineRule="auto"/>
-        <w:ind w:left="0" w:firstLine="0"/>
-        <w:jc w:val="both"/>
-        <w:rPr>
-          <w:rFonts w:ascii="Arial" w:hAnsi="Arial" w:cs="Arial"/>
-        </w:rPr>
-      </w:pPr>
-      <w:r>
-        <w:rPr>
-          <w:rFonts w:ascii="Arial" w:hAnsi="Arial" w:cs="Arial"/>
-        </w:rPr>
-        <w:t>A key issue is the misalignment between graduate labour market outcomes and visa requirements. Although some sectors meet the Skilled Worker salary threshold, graduate salaries are often clustered around or just below the eligibility cutoff, meaning that a significant proportion of graduates remain ineligible despite being employed. At the same time, many sectors that employ large numbers of graduates tend to offer lower-paying roles that fall below sponsorship requirements.</w:t>
-      </w:r>
-    </w:p>
-    <w:p>
-      <w:pPr>
-        <w:spacing w:line="276" w:lineRule="auto"/>
-        <w:ind w:left="0" w:firstLine="0"/>
-        <w:jc w:val="both"/>
-        <w:rPr>
-          <w:rFonts w:ascii="Arial" w:hAnsi="Arial" w:cs="Arial"/>
-        </w:rPr>
-      </w:pPr>
-    </w:p>
-    <w:p>
-      <w:pPr>
-        <w:spacing w:line="276" w:lineRule="auto"/>
-        <w:ind w:left="0" w:firstLine="0"/>
-        <w:jc w:val="both"/>
-        <w:rPr>
-          <w:rFonts w:ascii="Arial" w:hAnsi="Arial" w:cs="Arial"/>
-        </w:rPr>
-      </w:pPr>
-      <w:r>
-        <w:rPr>
-          <w:rFonts w:ascii="Arial" w:hAnsi="Arial" w:cs="Arial"/>
-        </w:rPr>
-        <w:t>This misalignment is reinforced by sectoral distribution. Sectors with high levels of Skilled Worker visa sponsorship do not necessarily provide accessible pathways for graduates, as many sponsored roles are occupied by experienced workers. Conversely, sectors that meet salary thresholds tend to employ fewer graduates, limiting access to eligible roles.</w:t>
-      </w:r>
-    </w:p>
-    <w:p>
-      <w:pPr>
-        <w:spacing w:line="276" w:lineRule="auto"/>
-        <w:ind w:left="0" w:firstLine="0"/>
-        <w:jc w:val="both"/>
-        <w:rPr>
-          <w:rFonts w:ascii="Arial" w:hAnsi="Arial" w:cs="Arial"/>
-        </w:rPr>
-      </w:pPr>
-    </w:p>
-    <w:p>
-      <w:pPr>
-        <w:spacing w:line="276" w:lineRule="auto"/>
-        <w:ind w:left="0" w:firstLine="0"/>
-        <w:jc w:val="both"/>
-        <w:rPr>
-          <w:rFonts w:ascii="Arial" w:hAnsi="Arial" w:cs="Arial"/>
-        </w:rPr>
-      </w:pPr>
-      <w:r>
-        <w:rPr>
-          <w:rFonts w:ascii="Arial" w:hAnsi="Arial" w:cs="Arial"/>
-        </w:rPr>
-        <w:t>Occupational structure further intensifies these constraints. Higher-skilled roles, which provide clearer routes to sponsorship, are typically inaccessible to graduates due to experience requirements. In contrast, medium-skilled roles that align more closely with entry-level employment are subject to stricter eligibility conditions following recent policy changes. This creates a situation in which graduates are active in the labour market but positioned outside the main pathways to sponsorship.</w:t>
+        <w:t>requirements. In contrast, medium-skilled roles that align more closely with entry-level employment are subject to stricter eligibility conditions following recent policy changes. This creates a situation in which graduates are active in the labour market but positioned outside the main pathways to sponsorship.</w:t>
       </w:r>
     </w:p>
     <w:p>
@@ -2838,14 +2864,7 @@
         <w:rPr>
           <w:rFonts w:ascii="Arial" w:hAnsi="Arial" w:cs="Arial"/>
         </w:rPr>
-        <w:t xml:space="preserve">Overall, the evidence indicates that the Skilled Worker visa system functions less as a broad post-study retention pathway and more as a selective mechanism that filters individuals based </w:t>
-      </w:r>
-      <w:r>
-        <w:rPr>
-          <w:rFonts w:ascii="Arial" w:hAnsi="Arial" w:cs="Arial"/>
-        </w:rPr>
-        <w:lastRenderedPageBreak/>
-        <w:t>on salary level, occupational status, and sectoral distribution. As a result, employment alone is insufficient to guarantee progression onto long-term skilled migration routes.</w:t>
+        <w:t>Overall, the evidence indicates that the Skilled Worker visa system functions less as a broad post-study retention pathway and more as a selective mechanism that filters individuals based on salary level, occupational status, and sectoral distribution. As a result, employment alone is insufficient to guarantee progression onto long-term skilled migration routes.</w:t>
       </w:r>
     </w:p>
     <w:p>
@@ -3572,6 +3591,119 @@
     </w:lvl>
   </w:abstractNum>
   <w:abstractNum w:abstractNumId="5" w15:restartNumberingAfterBreak="0">
+    <w:nsid w:val="3C472CF4"/>
+    <w:multiLevelType w:val="hybridMultilevel"/>
+    <w:tmpl w:val="946A4974"/>
+    <w:lvl w:ilvl="0" w:tplc="08090001">
+      <w:start w:val="1"/>
+      <w:numFmt w:val="bullet"/>
+      <w:lvlText w:val=""/>
+      <w:lvlJc w:val="left"/>
+      <w:pPr>
+        <w:ind w:left="720" w:hanging="360"/>
+      </w:pPr>
+      <w:rPr>
+        <w:rFonts w:ascii="Symbol" w:hAnsi="Symbol" w:hint="default"/>
+      </w:rPr>
+    </w:lvl>
+    <w:lvl w:ilvl="1" w:tplc="08090003" w:tentative="1">
+      <w:start w:val="1"/>
+      <w:numFmt w:val="bullet"/>
+      <w:lvlText w:val="o"/>
+      <w:lvlJc w:val="left"/>
+      <w:pPr>
+        <w:ind w:left="1440" w:hanging="360"/>
+      </w:pPr>
+      <w:rPr>
+        <w:rFonts w:ascii="Courier New" w:hAnsi="Courier New" w:cs="Courier New" w:hint="default"/>
+      </w:rPr>
+    </w:lvl>
+    <w:lvl w:ilvl="2" w:tplc="08090005" w:tentative="1">
+      <w:start w:val="1"/>
+      <w:numFmt w:val="bullet"/>
+      <w:lvlText w:val=""/>
+      <w:lvlJc w:val="left"/>
+      <w:pPr>
+        <w:ind w:left="2160" w:hanging="360"/>
+      </w:pPr>
+      <w:rPr>
+        <w:rFonts w:ascii="Wingdings" w:hAnsi="Wingdings" w:hint="default"/>
+      </w:rPr>
+    </w:lvl>
+    <w:lvl w:ilvl="3" w:tplc="08090001" w:tentative="1">
+      <w:start w:val="1"/>
+      <w:numFmt w:val="bullet"/>
+      <w:lvlText w:val=""/>
+      <w:lvlJc w:val="left"/>
+      <w:pPr>
+        <w:ind w:left="2880" w:hanging="360"/>
+      </w:pPr>
+      <w:rPr>
+        <w:rFonts w:ascii="Symbol" w:hAnsi="Symbol" w:hint="default"/>
+      </w:rPr>
+    </w:lvl>
+    <w:lvl w:ilvl="4" w:tplc="08090003" w:tentative="1">
+      <w:start w:val="1"/>
+      <w:numFmt w:val="bullet"/>
+      <w:lvlText w:val="o"/>
+      <w:lvlJc w:val="left"/>
+      <w:pPr>
+        <w:ind w:left="3600" w:hanging="360"/>
+      </w:pPr>
+      <w:rPr>
+        <w:rFonts w:ascii="Courier New" w:hAnsi="Courier New" w:cs="Courier New" w:hint="default"/>
+      </w:rPr>
+    </w:lvl>
+    <w:lvl w:ilvl="5" w:tplc="08090005" w:tentative="1">
+      <w:start w:val="1"/>
+      <w:numFmt w:val="bullet"/>
+      <w:lvlText w:val=""/>
+      <w:lvlJc w:val="left"/>
+      <w:pPr>
+        <w:ind w:left="4320" w:hanging="360"/>
+      </w:pPr>
+      <w:rPr>
+        <w:rFonts w:ascii="Wingdings" w:hAnsi="Wingdings" w:hint="default"/>
+      </w:rPr>
+    </w:lvl>
+    <w:lvl w:ilvl="6" w:tplc="08090001" w:tentative="1">
+      <w:start w:val="1"/>
+      <w:numFmt w:val="bullet"/>
+      <w:lvlText w:val=""/>
+      <w:lvlJc w:val="left"/>
+      <w:pPr>
+        <w:ind w:left="5040" w:hanging="360"/>
+      </w:pPr>
+      <w:rPr>
+        <w:rFonts w:ascii="Symbol" w:hAnsi="Symbol" w:hint="default"/>
+      </w:rPr>
+    </w:lvl>
+    <w:lvl w:ilvl="7" w:tplc="08090003" w:tentative="1">
+      <w:start w:val="1"/>
+      <w:numFmt w:val="bullet"/>
+      <w:lvlText w:val="o"/>
+      <w:lvlJc w:val="left"/>
+      <w:pPr>
+        <w:ind w:left="5760" w:hanging="360"/>
+      </w:pPr>
+      <w:rPr>
+        <w:rFonts w:ascii="Courier New" w:hAnsi="Courier New" w:cs="Courier New" w:hint="default"/>
+      </w:rPr>
+    </w:lvl>
+    <w:lvl w:ilvl="8" w:tplc="08090005" w:tentative="1">
+      <w:start w:val="1"/>
+      <w:numFmt w:val="bullet"/>
+      <w:lvlText w:val=""/>
+      <w:lvlJc w:val="left"/>
+      <w:pPr>
+        <w:ind w:left="6480" w:hanging="360"/>
+      </w:pPr>
+      <w:rPr>
+        <w:rFonts w:ascii="Wingdings" w:hAnsi="Wingdings" w:hint="default"/>
+      </w:rPr>
+    </w:lvl>
+  </w:abstractNum>
+  <w:abstractNum w:abstractNumId="6" w15:restartNumberingAfterBreak="0">
     <w:nsid w:val="4516270C"/>
     <w:multiLevelType w:val="multilevel"/>
     <w:tmpl w:val="3DA07828"/>
@@ -3684,7 +3816,7 @@
       </w:pPr>
     </w:lvl>
   </w:abstractNum>
-  <w:abstractNum w:abstractNumId="6" w15:restartNumberingAfterBreak="0">
+  <w:abstractNum w:abstractNumId="7" w15:restartNumberingAfterBreak="0">
     <w:nsid w:val="4EA37AD3"/>
     <w:multiLevelType w:val="hybridMultilevel"/>
     <w:tmpl w:val="74F2D812"/>
@@ -3797,7 +3929,7 @@
       </w:rPr>
     </w:lvl>
   </w:abstractNum>
-  <w:abstractNum w:abstractNumId="7" w15:restartNumberingAfterBreak="0">
+  <w:abstractNum w:abstractNumId="8" w15:restartNumberingAfterBreak="0">
     <w:nsid w:val="55D50768"/>
     <w:multiLevelType w:val="hybridMultilevel"/>
     <w:tmpl w:val="9B8E3DD8"/>
@@ -3911,19 +4043,19 @@
     </w:lvl>
   </w:abstractNum>
   <w:num w:numId="1" w16cid:durableId="56242749">
-    <w:abstractNumId w:val="5"/>
+    <w:abstractNumId w:val="6"/>
   </w:num>
   <w:num w:numId="2" w16cid:durableId="1998344757">
     <w:abstractNumId w:val="2"/>
   </w:num>
   <w:num w:numId="3" w16cid:durableId="1704405389">
-    <w:abstractNumId w:val="6"/>
+    <w:abstractNumId w:val="7"/>
   </w:num>
   <w:num w:numId="4" w16cid:durableId="1055857258">
     <w:abstractNumId w:val="1"/>
   </w:num>
   <w:num w:numId="5" w16cid:durableId="1397128021">
-    <w:abstractNumId w:val="7"/>
+    <w:abstractNumId w:val="8"/>
   </w:num>
   <w:num w:numId="6" w16cid:durableId="229463104">
     <w:abstractNumId w:val="0"/>
@@ -3933,6 +4065,9 @@
   </w:num>
   <w:num w:numId="8" w16cid:durableId="49425324">
     <w:abstractNumId w:val="4"/>
+  </w:num>
+  <w:num w:numId="9" w16cid:durableId="717972544">
+    <w:abstractNumId w:val="5"/>
   </w:num>
 </w:numbering>
 </file>
